--- a/1.Cuestionario Base de datos.docx
+++ b/1.Cuestionario Base de datos.docx
@@ -5,243 +5,471 @@
     <w:p>
       <w:pPr>
         <w:pStyle w:val="Ttulo1"/>
-        <w:spacing w:before="0" w:line="240" w:lineRule="auto"/>
-      </w:pPr>
+      </w:pPr>
+      <w:r>
+        <w:t xml:space="preserve">Bases de datos </w:t>
+      </w:r>
     </w:p>
     <w:p>
       <w:pPr>
-        <w:tabs>
-          <w:tab w:val="center" w:pos="4419"/>
-          <w:tab w:val="right" w:pos="8838"/>
-        </w:tabs>
         <w:spacing w:after="0" w:line="240" w:lineRule="auto"/>
-        <w:jc w:val="center"/>
+      </w:pPr>
+      <w:r>
+        <w:t xml:space="preserve">Una </w:t>
+      </w:r>
+      <w:r>
         <w:rPr>
-          <w:rFonts w:ascii="Arial" w:eastAsia="Times New Roman" w:hAnsi="Arial" w:cs="Times New Roman"/>
           <w:b/>
-          <w:sz w:val="40"/>
-          <w:szCs w:val="40"/>
-          <w:lang w:val="it-IT" w:eastAsia="es-ES"/>
+          <w:bCs/>
         </w:rPr>
-      </w:pPr>
+        <w:t>base de datos</w:t>
+      </w:r>
+      <w:r>
+        <w:t xml:space="preserve"> es un sistema organizado para almacenar, gestionar y recuperar información de manera estructurada y eficiente. Su objetivo principal es permitir que grandes volúmenes de datos puedan guardarse de forma ordenada, evitando redundancias y asegurando que la información sea consistente y confiable. Dentro de los distintos tipos de bases de datos, uno de los modelos más utilizados es la </w:t>
+      </w:r>
       <w:r>
         <w:rPr>
-          <w:rFonts w:ascii="Arial" w:eastAsia="Times New Roman" w:hAnsi="Arial" w:cs="Times New Roman"/>
           <w:b/>
-          <w:sz w:val="40"/>
-          <w:szCs w:val="40"/>
-          <w:lang w:val="it-IT" w:eastAsia="es-ES"/>
+          <w:bCs/>
         </w:rPr>
-        <w:t>Escuela de Educación Técnica N° 2</w:t>
+        <w:t>base de datos relacional</w:t>
+      </w:r>
+      <w:r>
+        <w:t xml:space="preserve">, basada en el modelo propuesto por Edgar F. Codd en 1970. En este modelo, la información se organiza en </w:t>
+      </w:r>
+      <w:r>
+        <w:rPr>
+          <w:b/>
+          <w:bCs/>
+        </w:rPr>
+        <w:t>tablas que pueden relacionarse entre sí mediante claves</w:t>
+      </w:r>
+      <w:r>
+        <w:rPr>
+          <w:b/>
+          <w:bCs/>
+        </w:rPr>
+        <w:t xml:space="preserve"> foraneas</w:t>
+      </w:r>
+      <w:r>
+        <w:t>, lo que permite establecer vínculos entre los datos y evitar la duplicación innecesaria. Sus principales características son: organización en tablas con filas y columnas, existencia de claves primarias y foráneas para relacionar información, uso del lenguaje SQL para realizar consultas y operaciones, y garantía de integridad y coherencia de los datos. Para administrar una base de datos se utiliza un software llamado Sistema Gestor de Base de Datos (DBMS), como por ejemplo MySQL o Microsoft SQL Server, que permite crear estructuras, realizar consultas y controlar el acceso a la información.</w:t>
       </w:r>
     </w:p>
     <w:p>
       <w:pPr>
         <w:spacing w:after="0" w:line="240" w:lineRule="auto"/>
-        <w:jc w:val="center"/>
+      </w:pPr>
+    </w:p>
+    <w:p>
+      <w:pPr>
+        <w:spacing w:after="0" w:line="240" w:lineRule="auto"/>
+      </w:pPr>
+      <w:r>
+        <w:t xml:space="preserve">En su estructura interna, una base de datos está compuesta principalmente por </w:t>
+      </w:r>
+      <w:r>
         <w:rPr>
-          <w:rFonts w:ascii="Arial" w:eastAsia="Times New Roman" w:hAnsi="Arial" w:cs="Segoe UI"/>
           <w:b/>
           <w:bCs/>
-          <w:sz w:val="32"/>
-          <w:szCs w:val="32"/>
-          <w:lang w:val="es-ES"/>
         </w:rPr>
-      </w:pPr>
+        <w:t>tablas</w:t>
+      </w:r>
+      <w:r>
+        <w:t xml:space="preserve">, que almacenan la información organizada en </w:t>
+      </w:r>
       <w:r>
         <w:rPr>
-          <w:rFonts w:ascii="Arial" w:eastAsia="Times New Roman" w:hAnsi="Arial" w:cs="Segoe UI"/>
           <w:b/>
           <w:bCs/>
-          <w:sz w:val="32"/>
-          <w:szCs w:val="32"/>
-          <w:lang w:val="es-ES"/>
         </w:rPr>
-        <w:t>“Pbro. José María Colombo”</w:t>
+        <w:t>filas (registros)</w:t>
+      </w:r>
+      <w:r>
+        <w:t xml:space="preserve"> y </w:t>
+      </w:r>
+      <w:r>
+        <w:rPr>
+          <w:b/>
+          <w:bCs/>
+        </w:rPr>
+        <w:t>columnas (campos)</w:t>
+      </w:r>
+      <w:r>
+        <w:t xml:space="preserve">. Cada fila representa una entidad específica (por ejemplo, un alumno), mientras que cada columna representa una característica de esa entidad (por ejemplo, nombre, edad o correo electrónico). Los campos poseen </w:t>
+      </w:r>
+      <w:r>
+        <w:rPr>
+          <w:b/>
+          <w:bCs/>
+        </w:rPr>
+        <w:t>tipos de datos</w:t>
+      </w:r>
+      <w:r>
+        <w:t>, que determinan qué tipo de información pueden almacenar, como números enteros (INT),</w:t>
+      </w:r>
+      <w:r>
+        <w:t>números decimales (DECIMAL o FLOAT),</w:t>
+      </w:r>
+      <w:r>
+        <w:t xml:space="preserve"> textos (VARCHAR), fechas (DATE</w:t>
+      </w:r>
+      <w:r>
+        <w:t>TIME</w:t>
+      </w:r>
+      <w:r>
+        <w:t>) o valores booleanos (</w:t>
+      </w:r>
+      <w:r>
+        <w:t>BIT[0-1]</w:t>
+      </w:r>
+      <w:r>
+        <w:t>). Definir correctamente el tipo de dato es fundamental para garantizar la integridad y eficiencia del sistema, ya que evita errores y optimiza el almacenamiento.</w:t>
       </w:r>
     </w:p>
     <w:p>
       <w:pPr>
-        <w:pStyle w:val="Encabezado"/>
-        <w:jc w:val="center"/>
-        <w:rPr>
-          <w:rFonts w:ascii="Arial" w:hAnsi="Arial" w:cs="Arial"/>
-          <w:sz w:val="20"/>
-          <w:szCs w:val="20"/>
-        </w:rPr>
-      </w:pPr>
-      <w:r>
-        <w:rPr>
-          <w:rFonts w:ascii="Arial" w:hAnsi="Arial" w:cs="Arial"/>
-          <w:sz w:val="20"/>
-          <w:szCs w:val="20"/>
-        </w:rPr>
-        <w:t>Nivel secundario de la modalidad de la Educación Técnico Profesional</w:t>
-      </w:r>
+        <w:spacing w:after="0" w:line="240" w:lineRule="auto"/>
+      </w:pPr>
     </w:p>
     <w:p>
       <w:pPr>
-        <w:pStyle w:val="Encabezado"/>
-        <w:jc w:val="center"/>
+        <w:spacing w:after="0" w:line="240" w:lineRule="auto"/>
+      </w:pPr>
+      <w:r>
+        <w:t xml:space="preserve">Además de las tablas y claves, las bases de datos incluyen otros objetos que amplían su funcionalidad. Las </w:t>
+      </w:r>
+      <w:r>
         <w:rPr>
-          <w:rFonts w:ascii="Arial" w:hAnsi="Arial" w:cs="Arial"/>
           <w:b/>
-          <w:sz w:val="20"/>
-          <w:szCs w:val="20"/>
+          <w:bCs/>
         </w:rPr>
-      </w:pPr>
+        <w:t>vistas</w:t>
+      </w:r>
+      <w:r>
+        <w:t xml:space="preserve"> son consultas guardadas que permiten mostrar información específica de una o varias tablas sin modificar los datos originales. Las </w:t>
+      </w:r>
       <w:r>
         <w:rPr>
-          <w:rFonts w:ascii="Arial" w:hAnsi="Arial" w:cs="Arial"/>
-          <w:sz w:val="20"/>
-          <w:szCs w:val="20"/>
+          <w:b/>
+          <w:bCs/>
         </w:rPr>
-        <w:t xml:space="preserve">Espacio curricular - </w:t>
+        <w:t>funciones</w:t>
+      </w:r>
+      <w:r>
+        <w:t xml:space="preserve"> son estructuras que reciben parámetros, realizan cálculos o procesamientos y devuelven un valor determinado. Los </w:t>
       </w:r>
       <w:r>
         <w:rPr>
-          <w:rFonts w:ascii="Arial" w:hAnsi="Arial" w:cs="Arial"/>
           <w:b/>
-          <w:sz w:val="20"/>
-          <w:szCs w:val="20"/>
+          <w:bCs/>
         </w:rPr>
-        <w:t>Programación III</w:t>
+        <w:t>procedimientos almacenados</w:t>
+      </w:r>
+      <w:r>
+        <w:t xml:space="preserve"> (stored procedures) son conjuntos de instrucciones SQL guardadas en la base de datos que pueden ejecutarse cuando sea necesario para realizar tareas como insertar datos, validar información o generar reportes. Estos elementos permiten automatizar procesos, mejorar la seguridad y organizar la lógica del sistema dentro del propio motor de base de datos.</w:t>
       </w:r>
     </w:p>
     <w:p>
       <w:pPr>
-        <w:pStyle w:val="Encabezado"/>
-        <w:jc w:val="center"/>
+        <w:spacing w:after="0" w:line="240" w:lineRule="auto"/>
+      </w:pPr>
+    </w:p>
+    <w:p>
+      <w:pPr>
+        <w:spacing w:after="0" w:line="240" w:lineRule="auto"/>
+      </w:pPr>
+      <w:r>
+        <w:t xml:space="preserve">Dentro de las tablas existen distintos tipos de claves que permiten organizar y relacionar la información. La </w:t>
+      </w:r>
+      <w:r>
         <w:rPr>
-          <w:rFonts w:ascii="Arial" w:hAnsi="Arial" w:cs="Arial"/>
           <w:b/>
-          <w:sz w:val="20"/>
-          <w:szCs w:val="20"/>
+          <w:bCs/>
         </w:rPr>
-      </w:pPr>
+        <w:t>clave primaria (Primary Key)</w:t>
+      </w:r>
+      <w:r>
+        <w:t xml:space="preserve"> identifica de manera única cada registro y no puede repetirse ni contener valores nulos; por ejemplo, el campo </w:t>
+      </w:r>
       <w:r>
         <w:rPr>
-          <w:rFonts w:ascii="Arial" w:hAnsi="Arial" w:cs="Arial"/>
-          <w:sz w:val="20"/>
-          <w:szCs w:val="20"/>
+          <w:i/>
+          <w:iCs/>
         </w:rPr>
-        <w:t xml:space="preserve">Año </w:t>
+        <w:t>id_alumno</w:t>
+      </w:r>
+      <w:r>
+        <w:t xml:space="preserve"> en una tabla de alumnos. La </w:t>
       </w:r>
       <w:r>
         <w:rPr>
-          <w:rFonts w:ascii="Arial" w:hAnsi="Arial" w:cs="Arial"/>
-          <w:sz w:val="20"/>
-          <w:szCs w:val="20"/>
+          <w:b/>
+          <w:bCs/>
         </w:rPr>
-        <w:t>–</w:t>
+        <w:t>clave única (Unique)</w:t>
+      </w:r>
+      <w:r>
+        <w:t xml:space="preserve"> también impide que se repitan valores, pero a diferencia de la clave primaria, una tabla puede tener varias claves únicas y, según el sistema gestor, puede permitir un valor nulo. Por ejemplo, en una tabla de alumnos, el DNI podría ser clave primaria y el correo electrónico podría definirse como clave única, ya que no deberían existir dos alumnos con el mismo email. Por su parte, la </w:t>
       </w:r>
       <w:r>
         <w:rPr>
-          <w:rFonts w:ascii="Arial" w:hAnsi="Arial" w:cs="Arial"/>
-          <w:sz w:val="20"/>
-          <w:szCs w:val="20"/>
+          <w:b/>
+          <w:bCs/>
+        </w:rPr>
+        <w:t>clave foránea (Foreign Key)</w:t>
+      </w:r>
+      <w:r>
+        <w:t xml:space="preserve"> es un campo que establece una relación entre dos tablas, vinculando un registro con otro; por ejemplo, el campo </w:t>
+      </w:r>
+      <w:r>
+        <w:rPr>
+          <w:i/>
+          <w:iCs/>
+        </w:rPr>
+        <w:t>id_materia</w:t>
+      </w:r>
+      <w:r>
+        <w:t xml:space="preserve"> en la tabla de inscripciones que hace referencia a la tabla materias. Estas claves permiten mantener la integridad referencial entre los datos.</w:t>
+      </w:r>
+    </w:p>
+    <w:p>
+      <w:pPr>
+        <w:spacing w:after="0" w:line="240" w:lineRule="auto"/>
+      </w:pPr>
+      <w:r>
+        <w:br/>
+      </w:r>
+      <w:r>
+        <w:rPr>
+          <w:rStyle w:val="Ttulo1Car"/>
+        </w:rPr>
+        <w:t>SQL</w:t>
+      </w:r>
+    </w:p>
+    <w:p>
+      <w:pPr>
+        <w:spacing w:after="0" w:line="240" w:lineRule="auto"/>
+      </w:pPr>
+      <w:r>
+        <w:t xml:space="preserve">Además de la estructura propia de la base de datos, es fundamental comprender el lenguaje que permite interactuar con ella. </w:t>
+      </w:r>
+      <w:r>
+        <w:rPr>
+          <w:b/>
+          <w:bCs/>
+        </w:rPr>
+        <w:t>SQL (Structured Query Language)</w:t>
+      </w:r>
+      <w:r>
+        <w:t xml:space="preserve">, que en español significa </w:t>
+      </w:r>
+      <w:r>
+        <w:rPr>
+          <w:i/>
+          <w:iCs/>
+        </w:rPr>
+        <w:t>Lenguaje de Consulta Estructurado</w:t>
+      </w:r>
+      <w:r>
+        <w:t xml:space="preserve">, es el lenguaje estándar utilizado en las bases de datos relacionales para definir, manipular y consultar información. Con SQL es posible crear tablas, insertar registros, realizar consultas, modificar datos y eliminar información. Para crear una tabla se utiliza la sentencia </w:t>
+      </w:r>
+      <w:r>
+        <w:rPr>
+          <w:b/>
+          <w:bCs/>
+        </w:rPr>
+        <w:t>CREATE TABLE</w:t>
+      </w:r>
+      <w:r>
+        <w:t xml:space="preserve">, donde se define el nombre de la tabla, los campos que la componen, el tipo de dato de cada uno y las restricciones correspondientes (como clave primaria o valores obligatorios). Por ejemplo, la instrucción </w:t>
+      </w:r>
+    </w:p>
+    <w:p>
+      <w:pPr>
+        <w:spacing w:after="0" w:line="240" w:lineRule="auto"/>
+        <w:ind w:firstLine="708"/>
+      </w:pPr>
+      <w:r>
+        <w:t>CREATE TABLE alumnos (</w:t>
+      </w:r>
+    </w:p>
+    <w:p>
+      <w:pPr>
+        <w:spacing w:after="0" w:line="240" w:lineRule="auto"/>
+        <w:ind w:left="708" w:firstLine="708"/>
+      </w:pPr>
+      <w:r>
+        <w:t>id INT PRIMARY KEY</w:t>
+      </w:r>
+      <w:r>
+        <w:t xml:space="preserve"> IDENTITY(1,1)</w:t>
+      </w:r>
+      <w:r>
+        <w:t xml:space="preserve">, </w:t>
+      </w:r>
+    </w:p>
+    <w:p>
+      <w:pPr>
+        <w:spacing w:after="0" w:line="240" w:lineRule="auto"/>
+        <w:ind w:left="708" w:firstLine="708"/>
+      </w:pPr>
+      <w:r>
+        <w:t xml:space="preserve">nombre VARCHAR(100), </w:t>
+      </w:r>
+    </w:p>
+    <w:p>
+      <w:pPr>
+        <w:spacing w:after="0" w:line="240" w:lineRule="auto"/>
+        <w:ind w:left="708" w:firstLine="708"/>
+      </w:pPr>
+      <w:r>
+        <w:t xml:space="preserve">edad INT); </w:t>
+      </w:r>
+    </w:p>
+    <w:p>
+      <w:pPr>
+        <w:spacing w:after="0" w:line="240" w:lineRule="auto"/>
+      </w:pPr>
+      <w:r>
+        <w:t xml:space="preserve">crea una tabla llamada </w:t>
+      </w:r>
+      <w:r>
+        <w:rPr>
+          <w:i/>
+          <w:iCs/>
+        </w:rPr>
+        <w:t>alumnos</w:t>
+      </w:r>
+      <w:r>
+        <w:t xml:space="preserve"> con tres columnas: un identificador entero que funciona como clave primaria</w:t>
+      </w:r>
+      <w:r>
+        <w:t xml:space="preserve"> y que se incrementa automáticamente de 1 en 1</w:t>
+      </w:r>
+      <w:r>
+        <w:t>, un campo de texto para el nombre y un campo numérico para la edad. Esta estructura es fundamental, ya que determina cómo se almacenarán y relacionarán los datos dentro del sistema.</w:t>
+      </w:r>
+    </w:p>
+    <w:p>
+      <w:r>
+        <w:br w:type="page"/>
+      </w:r>
+    </w:p>
+    <w:p>
+      <w:pPr>
+        <w:spacing w:after="0" w:line="240" w:lineRule="auto"/>
+      </w:pPr>
+    </w:p>
+    <w:p>
+      <w:pPr>
+        <w:spacing w:after="0" w:line="240" w:lineRule="auto"/>
+        <w:rPr>
+          <w:b/>
+          <w:bCs/>
+        </w:rPr>
+      </w:pPr>
+      <w:r>
+        <w:rPr>
+          <w:b/>
+          <w:bCs/>
+        </w:rPr>
+        <w:t>Base de datos</w:t>
+      </w:r>
+      <w:r>
+        <w:rPr>
+          <w:b/>
+          <w:bCs/>
         </w:rPr>
         <w:t xml:space="preserve"> </w:t>
       </w:r>
       <w:r>
         <w:rPr>
-          <w:rFonts w:ascii="Arial" w:hAnsi="Arial" w:cs="Arial"/>
           <w:b/>
-          <w:sz w:val="20"/>
-          <w:szCs w:val="20"/>
+          <w:bCs/>
         </w:rPr>
-        <w:t>7m</w:t>
+        <w:t>y SQL</w:t>
       </w:r>
       <w:r>
         <w:rPr>
-          <w:rFonts w:ascii="Arial" w:hAnsi="Arial" w:cs="Arial"/>
           <w:b/>
-          <w:sz w:val="20"/>
-          <w:szCs w:val="20"/>
+          <w:bCs/>
         </w:rPr>
-        <w:t>o,</w:t>
-      </w:r>
-      <w:r>
-        <w:rPr>
-          <w:rFonts w:ascii="Arial" w:hAnsi="Arial" w:cs="Arial"/>
-          <w:sz w:val="20"/>
-          <w:szCs w:val="20"/>
-        </w:rPr>
-        <w:t xml:space="preserve"> </w:t>
-      </w:r>
-      <w:r>
-        <w:rPr>
-          <w:rFonts w:ascii="Arial" w:hAnsi="Arial" w:cs="Arial"/>
-          <w:b/>
-          <w:sz w:val="20"/>
-          <w:szCs w:val="20"/>
-        </w:rPr>
-        <w:t>1era,</w:t>
-      </w:r>
-      <w:r>
-        <w:rPr>
-          <w:rFonts w:ascii="Arial" w:hAnsi="Arial" w:cs="Arial"/>
-          <w:sz w:val="20"/>
-          <w:szCs w:val="20"/>
-        </w:rPr>
-        <w:t xml:space="preserve"> </w:t>
-      </w:r>
-      <w:r>
-        <w:rPr>
-          <w:rFonts w:ascii="Arial" w:hAnsi="Arial" w:cs="Arial"/>
-          <w:b/>
-          <w:sz w:val="20"/>
-          <w:szCs w:val="20"/>
-        </w:rPr>
-        <w:t>Ciclo Superior Técnico en Computación</w:t>
+        <w:t>– Conceptos</w:t>
       </w:r>
     </w:p>
     <w:p>
       <w:pPr>
-        <w:pStyle w:val="Encabezado"/>
-        <w:jc w:val="center"/>
-        <w:rPr>
-          <w:rFonts w:ascii="Arial" w:hAnsi="Arial" w:cs="Arial"/>
-          <w:sz w:val="20"/>
-          <w:szCs w:val="20"/>
-        </w:rPr>
-      </w:pPr>
-      <w:r>
-        <w:rPr>
-          <w:rFonts w:ascii="Arial" w:hAnsi="Arial" w:cs="Arial"/>
-          <w:sz w:val="20"/>
-          <w:szCs w:val="20"/>
-        </w:rPr>
-        <w:t xml:space="preserve">Docente - </w:t>
-      </w:r>
-      <w:r>
-        <w:rPr>
-          <w:rFonts w:ascii="Arial" w:hAnsi="Arial" w:cs="Arial"/>
-          <w:b/>
-          <w:sz w:val="20"/>
-          <w:szCs w:val="20"/>
-        </w:rPr>
-        <w:t>Campos Vázquez Jeremías</w:t>
+        <w:numPr>
+          <w:ilvl w:val="0"/>
+          <w:numId w:val="10"/>
+        </w:numPr>
+        <w:spacing w:after="0" w:line="240" w:lineRule="auto"/>
+      </w:pPr>
+      <w:r>
+        <w:t>Defina con sus palabras qué es una base de datos.</w:t>
       </w:r>
     </w:p>
     <w:p>
       <w:pPr>
-        <w:pStyle w:val="Ttulo1"/>
-        <w:spacing w:before="0" w:line="240" w:lineRule="auto"/>
-      </w:pPr>
-      <w:r>
-        <w:t>Base de Datos</w:t>
-      </w:r>
-      <w:r>
-        <w:t xml:space="preserve"> y SQL</w:t>
+        <w:numPr>
+          <w:ilvl w:val="0"/>
+          <w:numId w:val="10"/>
+        </w:numPr>
+        <w:spacing w:after="0" w:line="240" w:lineRule="auto"/>
+      </w:pPr>
+      <w:r>
+        <w:t>¿Cuáles son los componentes de una base de datos? Describe brevemente cada uno</w:t>
       </w:r>
     </w:p>
     <w:p>
-      <w:r>
-        <w:t>I</w:t>
-      </w:r>
-      <w:r>
-        <w:t>nvestigar y realizar el siguiente cuestionario:</w:t>
+      <w:pPr>
+        <w:numPr>
+          <w:ilvl w:val="0"/>
+          <w:numId w:val="10"/>
+        </w:numPr>
+        <w:spacing w:after="0" w:line="240" w:lineRule="auto"/>
+      </w:pPr>
+      <w:r>
+        <w:t>¿</w:t>
+      </w:r>
+      <w:r>
+        <w:t>Cuál es la diferencia entre la clave primaria y una clave única?</w:t>
+      </w:r>
+    </w:p>
+    <w:p>
+      <w:pPr>
+        <w:numPr>
+          <w:ilvl w:val="0"/>
+          <w:numId w:val="10"/>
+        </w:numPr>
+        <w:spacing w:after="0" w:line="240" w:lineRule="auto"/>
+      </w:pPr>
+      <w:r>
+        <w:t>¿Para qué sirven las funciones y procedimientos almacenados?</w:t>
+      </w:r>
+    </w:p>
+    <w:p>
+      <w:pPr>
+        <w:numPr>
+          <w:ilvl w:val="0"/>
+          <w:numId w:val="10"/>
+        </w:numPr>
+        <w:spacing w:after="0" w:line="240" w:lineRule="auto"/>
+      </w:pPr>
+      <w:r>
+        <w:t>¿Qué significa la sigla SQL y cuál es su función principal dentro de una base de datos relacional?</w:t>
+      </w:r>
+    </w:p>
+    <w:p>
+      <w:pPr>
+        <w:numPr>
+          <w:ilvl w:val="0"/>
+          <w:numId w:val="10"/>
+        </w:numPr>
+        <w:spacing w:after="0" w:line="240" w:lineRule="auto"/>
+      </w:pPr>
+      <w:r>
+        <w:t>Escriba las sentencias SQL necesarias para crear las siguientes tablas:</w:t>
       </w:r>
     </w:p>
     <w:p>
@@ -249,11 +477,58 @@
         <w:pStyle w:val="Prrafodelista"/>
         <w:numPr>
           <w:ilvl w:val="0"/>
-          <w:numId w:val="2"/>
+          <w:numId w:val="22"/>
         </w:numPr>
-      </w:pPr>
-      <w:r>
-        <w:t>¿Qué es una base de datos? ¿Y Cuáles son sus componentes o partes?</w:t>
+        <w:spacing w:after="0" w:line="240" w:lineRule="auto"/>
+        <w:ind w:left="993"/>
+      </w:pPr>
+      <w:r>
+        <w:t>Productos</w:t>
+      </w:r>
+      <w:r>
+        <w:t xml:space="preserve"> </w:t>
+      </w:r>
+      <w:r>
+        <w:t>(</w:t>
+      </w:r>
+      <w:r>
+        <w:t>@</w:t>
+      </w:r>
+      <w:r>
+        <w:t>id</w:t>
+      </w:r>
+      <w:r>
+        <w:t>,</w:t>
+      </w:r>
+      <w:r>
+        <w:t xml:space="preserve"> nombre</w:t>
+      </w:r>
+      <w:r>
+        <w:t>,</w:t>
+      </w:r>
+      <w:r>
+        <w:t xml:space="preserve"> precio</w:t>
+      </w:r>
+      <w:r>
+        <w:t>,</w:t>
+      </w:r>
+      <w:r>
+        <w:t xml:space="preserve"> </w:t>
+      </w:r>
+      <w:r>
+        <w:t>stock</w:t>
+      </w:r>
+      <w:r>
+        <w:t>,</w:t>
+      </w:r>
+      <w:r>
+        <w:t xml:space="preserve"> </w:t>
+      </w:r>
+      <w:r>
+        <w:t>disponible</w:t>
+      </w:r>
+      <w:r>
+        <w:t>)</w:t>
       </w:r>
     </w:p>
     <w:p>
@@ -261,11 +536,43 @@
         <w:pStyle w:val="Prrafodelista"/>
         <w:numPr>
           <w:ilvl w:val="0"/>
-          <w:numId w:val="2"/>
+          <w:numId w:val="22"/>
         </w:numPr>
-      </w:pPr>
-      <w:r>
-        <w:t>¿Qué es una base de datos relacional? ¿Qué características tiene?</w:t>
+        <w:spacing w:after="0" w:line="240" w:lineRule="auto"/>
+        <w:ind w:left="993"/>
+      </w:pPr>
+      <w:r>
+        <w:t>Clientes</w:t>
+      </w:r>
+      <w:r>
+        <w:t xml:space="preserve"> (</w:t>
+      </w:r>
+      <w:r>
+        <w:t>@</w:t>
+      </w:r>
+      <w:r>
+        <w:t>id</w:t>
+      </w:r>
+      <w:r>
+        <w:t>,</w:t>
+      </w:r>
+      <w:r>
+        <w:t xml:space="preserve"> nombre</w:t>
+      </w:r>
+      <w:r>
+        <w:t>,</w:t>
+      </w:r>
+      <w:r>
+        <w:t xml:space="preserve"> email</w:t>
+      </w:r>
+      <w:r>
+        <w:t>,</w:t>
+      </w:r>
+      <w:r>
+        <w:t xml:space="preserve"> </w:t>
+      </w:r>
+      <w:r>
+        <w:t>teléfono)</w:t>
       </w:r>
     </w:p>
     <w:p>
@@ -273,80 +580,69 @@
         <w:pStyle w:val="Prrafodelista"/>
         <w:numPr>
           <w:ilvl w:val="0"/>
-          <w:numId w:val="2"/>
+          <w:numId w:val="22"/>
         </w:numPr>
-      </w:pPr>
-      <w:r>
-        <w:t>Para que sirven las sentencias Alter, drop, delete, insert</w:t>
+        <w:spacing w:after="0" w:line="240" w:lineRule="auto"/>
+        <w:ind w:left="993"/>
+      </w:pPr>
+      <w:r>
+        <w:t>Pedidos</w:t>
+      </w:r>
+      <w:r>
+        <w:t xml:space="preserve"> (</w:t>
+      </w:r>
+      <w:r>
+        <w:t>@</w:t>
+      </w:r>
+      <w:r>
+        <w:t>id</w:t>
       </w:r>
       <w:r>
         <w:t>,</w:t>
       </w:r>
       <w:r>
-        <w:t xml:space="preserve"> update </w:t>
-      </w:r>
-      <w:r>
-        <w:t xml:space="preserve">y créate </w:t>
-      </w:r>
-      <w:r>
-        <w:t>da un ejemplo para cada una</w:t>
+        <w:t xml:space="preserve"> id_cliente</w:t>
+      </w:r>
+      <w:r>
+        <w:t>,</w:t>
+      </w:r>
+      <w:r>
+        <w:t xml:space="preserve"> fecha</w:t>
+      </w:r>
+      <w:r>
+        <w:t>,</w:t>
+      </w:r>
+      <w:r>
+        <w:t xml:space="preserve"> </w:t>
+      </w:r>
+      <w:r>
+        <w:t>total</w:t>
+      </w:r>
+      <w:r>
+        <w:t>,</w:t>
+      </w:r>
+      <w:r>
+        <w:t xml:space="preserve"> </w:t>
+      </w:r>
+      <w:r>
+        <w:t>enviado</w:t>
+      </w:r>
+      <w:r>
+        <w:t>)</w:t>
+      </w:r>
+      <w:r>
+        <w:t xml:space="preserve"> </w:t>
       </w:r>
     </w:p>
     <w:p>
       <w:pPr>
-        <w:pStyle w:val="Prrafodelista"/>
-        <w:numPr>
-          <w:ilvl w:val="0"/>
-          <w:numId w:val="2"/>
-        </w:numPr>
-      </w:pPr>
-      <w:r>
-        <w:t>¿Cuáles son los tipos de claves utilizados en una base de datos? (primarias, foráneas, únicas, etc)</w:t>
-      </w:r>
+        <w:spacing w:after="0" w:line="240" w:lineRule="auto"/>
+        <w:rPr>
+          <w:b/>
+          <w:bCs/>
+        </w:rPr>
+      </w:pPr>
     </w:p>
-    <w:p>
-      <w:pPr>
-        <w:pStyle w:val="Prrafodelista"/>
-        <w:numPr>
-          <w:ilvl w:val="0"/>
-          <w:numId w:val="2"/>
-        </w:numPr>
-      </w:pPr>
-      <w:r>
-        <w:t xml:space="preserve">¿Qué es el diagrama o modelo Entidad-Relación? ¿Qué tipos de relaciones existen explicar y diagramar cada </w:t>
-      </w:r>
-      <w:r>
-        <w:t>una? (</w:t>
-      </w:r>
-      <w:r>
-        <w:t>1 a 1 – 1 a muchos – muchos a muchos)</w:t>
-      </w:r>
-    </w:p>
-    <w:p>
-      <w:pPr>
-        <w:pStyle w:val="Prrafodelista"/>
-        <w:numPr>
-          <w:ilvl w:val="0"/>
-          <w:numId w:val="2"/>
-        </w:numPr>
-      </w:pPr>
-      <w:r>
-        <w:t xml:space="preserve">¿Qué es el lenguaje SQL y para qué sirve? cuales es la estructura de una consulta SQL básica y </w:t>
-      </w:r>
-      <w:r>
-        <w:t>cuáles</w:t>
-      </w:r>
-      <w:r>
-        <w:t xml:space="preserve"> son las sentencias </w:t>
-      </w:r>
-      <w:r>
-        <w:t>más</w:t>
-      </w:r>
-      <w:r>
-        <w:t xml:space="preserve"> utilizadas (select, from, where, order by)</w:t>
-      </w:r>
-    </w:p>
-    <w:p/>
     <w:sectPr>
       <w:pgSz w:w="11906" w:h="16838"/>
       <w:pgMar w:top="720" w:right="720" w:bottom="720" w:left="720" w:header="708" w:footer="708" w:gutter="0"/>
@@ -360,6 +656,1239 @@
 <file path=word/numbering.xml><?xml version="1.0" encoding="utf-8"?>
 <w:numbering xmlns:wpc="http://schemas.microsoft.com/office/word/2010/wordprocessingCanvas" xmlns:cx="http://schemas.microsoft.com/office/drawing/2014/chartex" xmlns:cx1="http://schemas.microsoft.com/office/drawing/2015/9/8/chartex" xmlns:cx2="http://schemas.microsoft.com/office/drawing/2015/10/21/chartex" xmlns:cx3="http://schemas.microsoft.com/office/drawing/2016/5/9/chartex" xmlns:cx4="http://schemas.microsoft.com/office/drawing/2016/5/10/chartex" xmlns:cx5="http://schemas.microsoft.com/office/drawing/2016/5/11/chartex" xmlns:cx6="http://schemas.microsoft.com/office/drawing/2016/5/12/chartex" xmlns:cx7="http://schemas.microsoft.com/office/drawing/2016/5/13/chartex" xmlns:cx8="http://schemas.microsoft.com/office/drawing/2016/5/14/chartex" xmlns:mc="http://schemas.openxmlformats.org/markup-compatibility/2006" xmlns:aink="http://schemas.microsoft.com/office/drawing/2016/ink" xmlns:am3d="http://schemas.microsoft.com/office/drawing/2017/model3d" xmlns:o="urn:schemas-microsoft-com:office:office" xmlns:oel="http://schemas.microsoft.com/office/2019/extlst" xmlns:r="http://schemas.openxmlformats.org/officeDocument/2006/relationships" xmlns:m="http://schemas.openxmlformats.org/officeDocument/2006/math" xmlns:v="urn:schemas-microsoft-com:vml" xmlns:wp14="http://schemas.microsoft.com/office/word/2010/wordprocessingDrawing" xmlns:wp="http://schemas.openxmlformats.org/drawingml/2006/wordprocessingDrawing" xmlns:w10="urn:schemas-microsoft-com:office:word" xmlns:w="http://schemas.openxmlformats.org/wordprocessingml/2006/main" xmlns:w14="http://schemas.microsoft.com/office/word/2010/wordml" xmlns:w15="http://schemas.microsoft.com/office/word/2012/wordml" xmlns:w16cex="http://schemas.microsoft.com/office/word/2018/wordml/cex" xmlns:w16cid="http://schemas.microsoft.com/office/word/2016/wordml/cid" xmlns:w16="http://schemas.microsoft.com/office/word/2018/wordml" xmlns:w16du="http://schemas.microsoft.com/office/word/2023/wordml/word16du" xmlns:w16sdtdh="http://schemas.microsoft.com/office/word/2020/wordml/sdtdatahash" xmlns:w16sdtfl="http://schemas.microsoft.com/office/word/2024/wordml/sdtformatlock" xmlns:w16se="http://schemas.microsoft.com/office/word/2015/wordml/symex" xmlns:wpg="http://schemas.microsoft.com/office/word/2010/wordprocessingGroup" xmlns:wpi="http://schemas.microsoft.com/office/word/2010/wordprocessingInk" xmlns:wne="http://schemas.microsoft.com/office/word/2006/wordml" xmlns:wps="http://schemas.microsoft.com/office/word/2010/wordprocessingShape" mc:Ignorable="w14 w15 w16se w16cid w16 w16cex w16sdtdh w16sdtfl w16du wp14">
   <w:abstractNum w:abstractNumId="0" w15:restartNumberingAfterBreak="0">
+    <w:nsid w:val="00AE4D9B"/>
+    <w:multiLevelType w:val="multilevel"/>
+    <w:tmpl w:val="11DC91F8"/>
+    <w:lvl w:ilvl="0">
+      <w:start w:val="1"/>
+      <w:numFmt w:val="bullet"/>
+      <w:lvlText w:val=""/>
+      <w:lvlJc w:val="left"/>
+      <w:pPr>
+        <w:tabs>
+          <w:tab w:val="num" w:pos="720"/>
+        </w:tabs>
+        <w:ind w:left="720" w:hanging="360"/>
+      </w:pPr>
+      <w:rPr>
+        <w:rFonts w:ascii="Symbol" w:hAnsi="Symbol" w:hint="default"/>
+        <w:sz w:val="20"/>
+      </w:rPr>
+    </w:lvl>
+    <w:lvl w:ilvl="1">
+      <w:start w:val="1"/>
+      <w:numFmt w:val="bullet"/>
+      <w:lvlText w:val="o"/>
+      <w:lvlJc w:val="left"/>
+      <w:pPr>
+        <w:tabs>
+          <w:tab w:val="num" w:pos="1440"/>
+        </w:tabs>
+        <w:ind w:left="1440" w:hanging="360"/>
+      </w:pPr>
+      <w:rPr>
+        <w:rFonts w:ascii="Courier New" w:hAnsi="Courier New" w:hint="default"/>
+        <w:sz w:val="20"/>
+      </w:rPr>
+    </w:lvl>
+    <w:lvl w:ilvl="2" w:tentative="1">
+      <w:start w:val="1"/>
+      <w:numFmt w:val="bullet"/>
+      <w:lvlText w:val=""/>
+      <w:lvlJc w:val="left"/>
+      <w:pPr>
+        <w:tabs>
+          <w:tab w:val="num" w:pos="2160"/>
+        </w:tabs>
+        <w:ind w:left="2160" w:hanging="360"/>
+      </w:pPr>
+      <w:rPr>
+        <w:rFonts w:ascii="Wingdings" w:hAnsi="Wingdings" w:hint="default"/>
+        <w:sz w:val="20"/>
+      </w:rPr>
+    </w:lvl>
+    <w:lvl w:ilvl="3" w:tentative="1">
+      <w:start w:val="1"/>
+      <w:numFmt w:val="bullet"/>
+      <w:lvlText w:val=""/>
+      <w:lvlJc w:val="left"/>
+      <w:pPr>
+        <w:tabs>
+          <w:tab w:val="num" w:pos="2880"/>
+        </w:tabs>
+        <w:ind w:left="2880" w:hanging="360"/>
+      </w:pPr>
+      <w:rPr>
+        <w:rFonts w:ascii="Wingdings" w:hAnsi="Wingdings" w:hint="default"/>
+        <w:sz w:val="20"/>
+      </w:rPr>
+    </w:lvl>
+    <w:lvl w:ilvl="4" w:tentative="1">
+      <w:start w:val="1"/>
+      <w:numFmt w:val="bullet"/>
+      <w:lvlText w:val=""/>
+      <w:lvlJc w:val="left"/>
+      <w:pPr>
+        <w:tabs>
+          <w:tab w:val="num" w:pos="3600"/>
+        </w:tabs>
+        <w:ind w:left="3600" w:hanging="360"/>
+      </w:pPr>
+      <w:rPr>
+        <w:rFonts w:ascii="Wingdings" w:hAnsi="Wingdings" w:hint="default"/>
+        <w:sz w:val="20"/>
+      </w:rPr>
+    </w:lvl>
+    <w:lvl w:ilvl="5" w:tentative="1">
+      <w:start w:val="1"/>
+      <w:numFmt w:val="bullet"/>
+      <w:lvlText w:val=""/>
+      <w:lvlJc w:val="left"/>
+      <w:pPr>
+        <w:tabs>
+          <w:tab w:val="num" w:pos="4320"/>
+        </w:tabs>
+        <w:ind w:left="4320" w:hanging="360"/>
+      </w:pPr>
+      <w:rPr>
+        <w:rFonts w:ascii="Wingdings" w:hAnsi="Wingdings" w:hint="default"/>
+        <w:sz w:val="20"/>
+      </w:rPr>
+    </w:lvl>
+    <w:lvl w:ilvl="6" w:tentative="1">
+      <w:start w:val="1"/>
+      <w:numFmt w:val="bullet"/>
+      <w:lvlText w:val=""/>
+      <w:lvlJc w:val="left"/>
+      <w:pPr>
+        <w:tabs>
+          <w:tab w:val="num" w:pos="5040"/>
+        </w:tabs>
+        <w:ind w:left="5040" w:hanging="360"/>
+      </w:pPr>
+      <w:rPr>
+        <w:rFonts w:ascii="Wingdings" w:hAnsi="Wingdings" w:hint="default"/>
+        <w:sz w:val="20"/>
+      </w:rPr>
+    </w:lvl>
+    <w:lvl w:ilvl="7" w:tentative="1">
+      <w:start w:val="1"/>
+      <w:numFmt w:val="bullet"/>
+      <w:lvlText w:val=""/>
+      <w:lvlJc w:val="left"/>
+      <w:pPr>
+        <w:tabs>
+          <w:tab w:val="num" w:pos="5760"/>
+        </w:tabs>
+        <w:ind w:left="5760" w:hanging="360"/>
+      </w:pPr>
+      <w:rPr>
+        <w:rFonts w:ascii="Wingdings" w:hAnsi="Wingdings" w:hint="default"/>
+        <w:sz w:val="20"/>
+      </w:rPr>
+    </w:lvl>
+    <w:lvl w:ilvl="8" w:tentative="1">
+      <w:start w:val="1"/>
+      <w:numFmt w:val="bullet"/>
+      <w:lvlText w:val=""/>
+      <w:lvlJc w:val="left"/>
+      <w:pPr>
+        <w:tabs>
+          <w:tab w:val="num" w:pos="6480"/>
+        </w:tabs>
+        <w:ind w:left="6480" w:hanging="360"/>
+      </w:pPr>
+      <w:rPr>
+        <w:rFonts w:ascii="Wingdings" w:hAnsi="Wingdings" w:hint="default"/>
+        <w:sz w:val="20"/>
+      </w:rPr>
+    </w:lvl>
+  </w:abstractNum>
+  <w:abstractNum w:abstractNumId="1" w15:restartNumberingAfterBreak="0">
+    <w:nsid w:val="01AC5038"/>
+    <w:multiLevelType w:val="multilevel"/>
+    <w:tmpl w:val="688C6246"/>
+    <w:lvl w:ilvl="0">
+      <w:start w:val="1"/>
+      <w:numFmt w:val="bullet"/>
+      <w:lvlText w:val=""/>
+      <w:lvlJc w:val="left"/>
+      <w:pPr>
+        <w:tabs>
+          <w:tab w:val="num" w:pos="720"/>
+        </w:tabs>
+        <w:ind w:left="720" w:hanging="360"/>
+      </w:pPr>
+      <w:rPr>
+        <w:rFonts w:ascii="Symbol" w:hAnsi="Symbol" w:hint="default"/>
+        <w:sz w:val="20"/>
+      </w:rPr>
+    </w:lvl>
+    <w:lvl w:ilvl="1" w:tentative="1">
+      <w:start w:val="1"/>
+      <w:numFmt w:val="bullet"/>
+      <w:lvlText w:val="o"/>
+      <w:lvlJc w:val="left"/>
+      <w:pPr>
+        <w:tabs>
+          <w:tab w:val="num" w:pos="1440"/>
+        </w:tabs>
+        <w:ind w:left="1440" w:hanging="360"/>
+      </w:pPr>
+      <w:rPr>
+        <w:rFonts w:ascii="Courier New" w:hAnsi="Courier New" w:hint="default"/>
+        <w:sz w:val="20"/>
+      </w:rPr>
+    </w:lvl>
+    <w:lvl w:ilvl="2" w:tentative="1">
+      <w:start w:val="1"/>
+      <w:numFmt w:val="bullet"/>
+      <w:lvlText w:val=""/>
+      <w:lvlJc w:val="left"/>
+      <w:pPr>
+        <w:tabs>
+          <w:tab w:val="num" w:pos="2160"/>
+        </w:tabs>
+        <w:ind w:left="2160" w:hanging="360"/>
+      </w:pPr>
+      <w:rPr>
+        <w:rFonts w:ascii="Wingdings" w:hAnsi="Wingdings" w:hint="default"/>
+        <w:sz w:val="20"/>
+      </w:rPr>
+    </w:lvl>
+    <w:lvl w:ilvl="3" w:tentative="1">
+      <w:start w:val="1"/>
+      <w:numFmt w:val="bullet"/>
+      <w:lvlText w:val=""/>
+      <w:lvlJc w:val="left"/>
+      <w:pPr>
+        <w:tabs>
+          <w:tab w:val="num" w:pos="2880"/>
+        </w:tabs>
+        <w:ind w:left="2880" w:hanging="360"/>
+      </w:pPr>
+      <w:rPr>
+        <w:rFonts w:ascii="Wingdings" w:hAnsi="Wingdings" w:hint="default"/>
+        <w:sz w:val="20"/>
+      </w:rPr>
+    </w:lvl>
+    <w:lvl w:ilvl="4" w:tentative="1">
+      <w:start w:val="1"/>
+      <w:numFmt w:val="bullet"/>
+      <w:lvlText w:val=""/>
+      <w:lvlJc w:val="left"/>
+      <w:pPr>
+        <w:tabs>
+          <w:tab w:val="num" w:pos="3600"/>
+        </w:tabs>
+        <w:ind w:left="3600" w:hanging="360"/>
+      </w:pPr>
+      <w:rPr>
+        <w:rFonts w:ascii="Wingdings" w:hAnsi="Wingdings" w:hint="default"/>
+        <w:sz w:val="20"/>
+      </w:rPr>
+    </w:lvl>
+    <w:lvl w:ilvl="5" w:tentative="1">
+      <w:start w:val="1"/>
+      <w:numFmt w:val="bullet"/>
+      <w:lvlText w:val=""/>
+      <w:lvlJc w:val="left"/>
+      <w:pPr>
+        <w:tabs>
+          <w:tab w:val="num" w:pos="4320"/>
+        </w:tabs>
+        <w:ind w:left="4320" w:hanging="360"/>
+      </w:pPr>
+      <w:rPr>
+        <w:rFonts w:ascii="Wingdings" w:hAnsi="Wingdings" w:hint="default"/>
+        <w:sz w:val="20"/>
+      </w:rPr>
+    </w:lvl>
+    <w:lvl w:ilvl="6" w:tentative="1">
+      <w:start w:val="1"/>
+      <w:numFmt w:val="bullet"/>
+      <w:lvlText w:val=""/>
+      <w:lvlJc w:val="left"/>
+      <w:pPr>
+        <w:tabs>
+          <w:tab w:val="num" w:pos="5040"/>
+        </w:tabs>
+        <w:ind w:left="5040" w:hanging="360"/>
+      </w:pPr>
+      <w:rPr>
+        <w:rFonts w:ascii="Wingdings" w:hAnsi="Wingdings" w:hint="default"/>
+        <w:sz w:val="20"/>
+      </w:rPr>
+    </w:lvl>
+    <w:lvl w:ilvl="7" w:tentative="1">
+      <w:start w:val="1"/>
+      <w:numFmt w:val="bullet"/>
+      <w:lvlText w:val=""/>
+      <w:lvlJc w:val="left"/>
+      <w:pPr>
+        <w:tabs>
+          <w:tab w:val="num" w:pos="5760"/>
+        </w:tabs>
+        <w:ind w:left="5760" w:hanging="360"/>
+      </w:pPr>
+      <w:rPr>
+        <w:rFonts w:ascii="Wingdings" w:hAnsi="Wingdings" w:hint="default"/>
+        <w:sz w:val="20"/>
+      </w:rPr>
+    </w:lvl>
+    <w:lvl w:ilvl="8" w:tentative="1">
+      <w:start w:val="1"/>
+      <w:numFmt w:val="bullet"/>
+      <w:lvlText w:val=""/>
+      <w:lvlJc w:val="left"/>
+      <w:pPr>
+        <w:tabs>
+          <w:tab w:val="num" w:pos="6480"/>
+        </w:tabs>
+        <w:ind w:left="6480" w:hanging="360"/>
+      </w:pPr>
+      <w:rPr>
+        <w:rFonts w:ascii="Wingdings" w:hAnsi="Wingdings" w:hint="default"/>
+        <w:sz w:val="20"/>
+      </w:rPr>
+    </w:lvl>
+  </w:abstractNum>
+  <w:abstractNum w:abstractNumId="2" w15:restartNumberingAfterBreak="0">
+    <w:nsid w:val="01CA4357"/>
+    <w:multiLevelType w:val="multilevel"/>
+    <w:tmpl w:val="4CF4B79C"/>
+    <w:lvl w:ilvl="0">
+      <w:start w:val="1"/>
+      <w:numFmt w:val="bullet"/>
+      <w:lvlText w:val=""/>
+      <w:lvlJc w:val="left"/>
+      <w:pPr>
+        <w:tabs>
+          <w:tab w:val="num" w:pos="720"/>
+        </w:tabs>
+        <w:ind w:left="720" w:hanging="360"/>
+      </w:pPr>
+      <w:rPr>
+        <w:rFonts w:ascii="Symbol" w:hAnsi="Symbol" w:hint="default"/>
+        <w:sz w:val="20"/>
+      </w:rPr>
+    </w:lvl>
+    <w:lvl w:ilvl="1" w:tentative="1">
+      <w:start w:val="1"/>
+      <w:numFmt w:val="bullet"/>
+      <w:lvlText w:val="o"/>
+      <w:lvlJc w:val="left"/>
+      <w:pPr>
+        <w:tabs>
+          <w:tab w:val="num" w:pos="1440"/>
+        </w:tabs>
+        <w:ind w:left="1440" w:hanging="360"/>
+      </w:pPr>
+      <w:rPr>
+        <w:rFonts w:ascii="Courier New" w:hAnsi="Courier New" w:hint="default"/>
+        <w:sz w:val="20"/>
+      </w:rPr>
+    </w:lvl>
+    <w:lvl w:ilvl="2" w:tentative="1">
+      <w:start w:val="1"/>
+      <w:numFmt w:val="bullet"/>
+      <w:lvlText w:val=""/>
+      <w:lvlJc w:val="left"/>
+      <w:pPr>
+        <w:tabs>
+          <w:tab w:val="num" w:pos="2160"/>
+        </w:tabs>
+        <w:ind w:left="2160" w:hanging="360"/>
+      </w:pPr>
+      <w:rPr>
+        <w:rFonts w:ascii="Wingdings" w:hAnsi="Wingdings" w:hint="default"/>
+        <w:sz w:val="20"/>
+      </w:rPr>
+    </w:lvl>
+    <w:lvl w:ilvl="3" w:tentative="1">
+      <w:start w:val="1"/>
+      <w:numFmt w:val="bullet"/>
+      <w:lvlText w:val=""/>
+      <w:lvlJc w:val="left"/>
+      <w:pPr>
+        <w:tabs>
+          <w:tab w:val="num" w:pos="2880"/>
+        </w:tabs>
+        <w:ind w:left="2880" w:hanging="360"/>
+      </w:pPr>
+      <w:rPr>
+        <w:rFonts w:ascii="Wingdings" w:hAnsi="Wingdings" w:hint="default"/>
+        <w:sz w:val="20"/>
+      </w:rPr>
+    </w:lvl>
+    <w:lvl w:ilvl="4" w:tentative="1">
+      <w:start w:val="1"/>
+      <w:numFmt w:val="bullet"/>
+      <w:lvlText w:val=""/>
+      <w:lvlJc w:val="left"/>
+      <w:pPr>
+        <w:tabs>
+          <w:tab w:val="num" w:pos="3600"/>
+        </w:tabs>
+        <w:ind w:left="3600" w:hanging="360"/>
+      </w:pPr>
+      <w:rPr>
+        <w:rFonts w:ascii="Wingdings" w:hAnsi="Wingdings" w:hint="default"/>
+        <w:sz w:val="20"/>
+      </w:rPr>
+    </w:lvl>
+    <w:lvl w:ilvl="5" w:tentative="1">
+      <w:start w:val="1"/>
+      <w:numFmt w:val="bullet"/>
+      <w:lvlText w:val=""/>
+      <w:lvlJc w:val="left"/>
+      <w:pPr>
+        <w:tabs>
+          <w:tab w:val="num" w:pos="4320"/>
+        </w:tabs>
+        <w:ind w:left="4320" w:hanging="360"/>
+      </w:pPr>
+      <w:rPr>
+        <w:rFonts w:ascii="Wingdings" w:hAnsi="Wingdings" w:hint="default"/>
+        <w:sz w:val="20"/>
+      </w:rPr>
+    </w:lvl>
+    <w:lvl w:ilvl="6" w:tentative="1">
+      <w:start w:val="1"/>
+      <w:numFmt w:val="bullet"/>
+      <w:lvlText w:val=""/>
+      <w:lvlJc w:val="left"/>
+      <w:pPr>
+        <w:tabs>
+          <w:tab w:val="num" w:pos="5040"/>
+        </w:tabs>
+        <w:ind w:left="5040" w:hanging="360"/>
+      </w:pPr>
+      <w:rPr>
+        <w:rFonts w:ascii="Wingdings" w:hAnsi="Wingdings" w:hint="default"/>
+        <w:sz w:val="20"/>
+      </w:rPr>
+    </w:lvl>
+    <w:lvl w:ilvl="7" w:tentative="1">
+      <w:start w:val="1"/>
+      <w:numFmt w:val="bullet"/>
+      <w:lvlText w:val=""/>
+      <w:lvlJc w:val="left"/>
+      <w:pPr>
+        <w:tabs>
+          <w:tab w:val="num" w:pos="5760"/>
+        </w:tabs>
+        <w:ind w:left="5760" w:hanging="360"/>
+      </w:pPr>
+      <w:rPr>
+        <w:rFonts w:ascii="Wingdings" w:hAnsi="Wingdings" w:hint="default"/>
+        <w:sz w:val="20"/>
+      </w:rPr>
+    </w:lvl>
+    <w:lvl w:ilvl="8" w:tentative="1">
+      <w:start w:val="1"/>
+      <w:numFmt w:val="bullet"/>
+      <w:lvlText w:val=""/>
+      <w:lvlJc w:val="left"/>
+      <w:pPr>
+        <w:tabs>
+          <w:tab w:val="num" w:pos="6480"/>
+        </w:tabs>
+        <w:ind w:left="6480" w:hanging="360"/>
+      </w:pPr>
+      <w:rPr>
+        <w:rFonts w:ascii="Wingdings" w:hAnsi="Wingdings" w:hint="default"/>
+        <w:sz w:val="20"/>
+      </w:rPr>
+    </w:lvl>
+  </w:abstractNum>
+  <w:abstractNum w:abstractNumId="3" w15:restartNumberingAfterBreak="0">
+    <w:nsid w:val="07EE636B"/>
+    <w:multiLevelType w:val="multilevel"/>
+    <w:tmpl w:val="9B2A018E"/>
+    <w:lvl w:ilvl="0">
+      <w:start w:val="1"/>
+      <w:numFmt w:val="bullet"/>
+      <w:lvlText w:val=""/>
+      <w:lvlJc w:val="left"/>
+      <w:pPr>
+        <w:tabs>
+          <w:tab w:val="num" w:pos="720"/>
+        </w:tabs>
+        <w:ind w:left="720" w:hanging="360"/>
+      </w:pPr>
+      <w:rPr>
+        <w:rFonts w:ascii="Symbol" w:hAnsi="Symbol" w:hint="default"/>
+        <w:sz w:val="20"/>
+      </w:rPr>
+    </w:lvl>
+    <w:lvl w:ilvl="1" w:tentative="1">
+      <w:start w:val="1"/>
+      <w:numFmt w:val="bullet"/>
+      <w:lvlText w:val="o"/>
+      <w:lvlJc w:val="left"/>
+      <w:pPr>
+        <w:tabs>
+          <w:tab w:val="num" w:pos="1440"/>
+        </w:tabs>
+        <w:ind w:left="1440" w:hanging="360"/>
+      </w:pPr>
+      <w:rPr>
+        <w:rFonts w:ascii="Courier New" w:hAnsi="Courier New" w:hint="default"/>
+        <w:sz w:val="20"/>
+      </w:rPr>
+    </w:lvl>
+    <w:lvl w:ilvl="2" w:tentative="1">
+      <w:start w:val="1"/>
+      <w:numFmt w:val="bullet"/>
+      <w:lvlText w:val=""/>
+      <w:lvlJc w:val="left"/>
+      <w:pPr>
+        <w:tabs>
+          <w:tab w:val="num" w:pos="2160"/>
+        </w:tabs>
+        <w:ind w:left="2160" w:hanging="360"/>
+      </w:pPr>
+      <w:rPr>
+        <w:rFonts w:ascii="Wingdings" w:hAnsi="Wingdings" w:hint="default"/>
+        <w:sz w:val="20"/>
+      </w:rPr>
+    </w:lvl>
+    <w:lvl w:ilvl="3" w:tentative="1">
+      <w:start w:val="1"/>
+      <w:numFmt w:val="bullet"/>
+      <w:lvlText w:val=""/>
+      <w:lvlJc w:val="left"/>
+      <w:pPr>
+        <w:tabs>
+          <w:tab w:val="num" w:pos="2880"/>
+        </w:tabs>
+        <w:ind w:left="2880" w:hanging="360"/>
+      </w:pPr>
+      <w:rPr>
+        <w:rFonts w:ascii="Wingdings" w:hAnsi="Wingdings" w:hint="default"/>
+        <w:sz w:val="20"/>
+      </w:rPr>
+    </w:lvl>
+    <w:lvl w:ilvl="4" w:tentative="1">
+      <w:start w:val="1"/>
+      <w:numFmt w:val="bullet"/>
+      <w:lvlText w:val=""/>
+      <w:lvlJc w:val="left"/>
+      <w:pPr>
+        <w:tabs>
+          <w:tab w:val="num" w:pos="3600"/>
+        </w:tabs>
+        <w:ind w:left="3600" w:hanging="360"/>
+      </w:pPr>
+      <w:rPr>
+        <w:rFonts w:ascii="Wingdings" w:hAnsi="Wingdings" w:hint="default"/>
+        <w:sz w:val="20"/>
+      </w:rPr>
+    </w:lvl>
+    <w:lvl w:ilvl="5" w:tentative="1">
+      <w:start w:val="1"/>
+      <w:numFmt w:val="bullet"/>
+      <w:lvlText w:val=""/>
+      <w:lvlJc w:val="left"/>
+      <w:pPr>
+        <w:tabs>
+          <w:tab w:val="num" w:pos="4320"/>
+        </w:tabs>
+        <w:ind w:left="4320" w:hanging="360"/>
+      </w:pPr>
+      <w:rPr>
+        <w:rFonts w:ascii="Wingdings" w:hAnsi="Wingdings" w:hint="default"/>
+        <w:sz w:val="20"/>
+      </w:rPr>
+    </w:lvl>
+    <w:lvl w:ilvl="6" w:tentative="1">
+      <w:start w:val="1"/>
+      <w:numFmt w:val="bullet"/>
+      <w:lvlText w:val=""/>
+      <w:lvlJc w:val="left"/>
+      <w:pPr>
+        <w:tabs>
+          <w:tab w:val="num" w:pos="5040"/>
+        </w:tabs>
+        <w:ind w:left="5040" w:hanging="360"/>
+      </w:pPr>
+      <w:rPr>
+        <w:rFonts w:ascii="Wingdings" w:hAnsi="Wingdings" w:hint="default"/>
+        <w:sz w:val="20"/>
+      </w:rPr>
+    </w:lvl>
+    <w:lvl w:ilvl="7" w:tentative="1">
+      <w:start w:val="1"/>
+      <w:numFmt w:val="bullet"/>
+      <w:lvlText w:val=""/>
+      <w:lvlJc w:val="left"/>
+      <w:pPr>
+        <w:tabs>
+          <w:tab w:val="num" w:pos="5760"/>
+        </w:tabs>
+        <w:ind w:left="5760" w:hanging="360"/>
+      </w:pPr>
+      <w:rPr>
+        <w:rFonts w:ascii="Wingdings" w:hAnsi="Wingdings" w:hint="default"/>
+        <w:sz w:val="20"/>
+      </w:rPr>
+    </w:lvl>
+    <w:lvl w:ilvl="8" w:tentative="1">
+      <w:start w:val="1"/>
+      <w:numFmt w:val="bullet"/>
+      <w:lvlText w:val=""/>
+      <w:lvlJc w:val="left"/>
+      <w:pPr>
+        <w:tabs>
+          <w:tab w:val="num" w:pos="6480"/>
+        </w:tabs>
+        <w:ind w:left="6480" w:hanging="360"/>
+      </w:pPr>
+      <w:rPr>
+        <w:rFonts w:ascii="Wingdings" w:hAnsi="Wingdings" w:hint="default"/>
+        <w:sz w:val="20"/>
+      </w:rPr>
+    </w:lvl>
+  </w:abstractNum>
+  <w:abstractNum w:abstractNumId="4" w15:restartNumberingAfterBreak="0">
+    <w:nsid w:val="083C27BB"/>
+    <w:multiLevelType w:val="multilevel"/>
+    <w:tmpl w:val="B240E7AC"/>
+    <w:lvl w:ilvl="0">
+      <w:start w:val="12"/>
+      <w:numFmt w:val="decimal"/>
+      <w:lvlText w:val="%1."/>
+      <w:lvlJc w:val="left"/>
+      <w:pPr>
+        <w:tabs>
+          <w:tab w:val="num" w:pos="720"/>
+        </w:tabs>
+        <w:ind w:left="720" w:hanging="360"/>
+      </w:pPr>
+    </w:lvl>
+    <w:lvl w:ilvl="1" w:tentative="1">
+      <w:start w:val="1"/>
+      <w:numFmt w:val="decimal"/>
+      <w:lvlText w:val="%2."/>
+      <w:lvlJc w:val="left"/>
+      <w:pPr>
+        <w:tabs>
+          <w:tab w:val="num" w:pos="1440"/>
+        </w:tabs>
+        <w:ind w:left="1440" w:hanging="360"/>
+      </w:pPr>
+    </w:lvl>
+    <w:lvl w:ilvl="2" w:tentative="1">
+      <w:start w:val="1"/>
+      <w:numFmt w:val="decimal"/>
+      <w:lvlText w:val="%3."/>
+      <w:lvlJc w:val="left"/>
+      <w:pPr>
+        <w:tabs>
+          <w:tab w:val="num" w:pos="2160"/>
+        </w:tabs>
+        <w:ind w:left="2160" w:hanging="360"/>
+      </w:pPr>
+    </w:lvl>
+    <w:lvl w:ilvl="3" w:tentative="1">
+      <w:start w:val="1"/>
+      <w:numFmt w:val="decimal"/>
+      <w:lvlText w:val="%4."/>
+      <w:lvlJc w:val="left"/>
+      <w:pPr>
+        <w:tabs>
+          <w:tab w:val="num" w:pos="2880"/>
+        </w:tabs>
+        <w:ind w:left="2880" w:hanging="360"/>
+      </w:pPr>
+    </w:lvl>
+    <w:lvl w:ilvl="4" w:tentative="1">
+      <w:start w:val="1"/>
+      <w:numFmt w:val="decimal"/>
+      <w:lvlText w:val="%5."/>
+      <w:lvlJc w:val="left"/>
+      <w:pPr>
+        <w:tabs>
+          <w:tab w:val="num" w:pos="3600"/>
+        </w:tabs>
+        <w:ind w:left="3600" w:hanging="360"/>
+      </w:pPr>
+    </w:lvl>
+    <w:lvl w:ilvl="5" w:tentative="1">
+      <w:start w:val="1"/>
+      <w:numFmt w:val="decimal"/>
+      <w:lvlText w:val="%6."/>
+      <w:lvlJc w:val="left"/>
+      <w:pPr>
+        <w:tabs>
+          <w:tab w:val="num" w:pos="4320"/>
+        </w:tabs>
+        <w:ind w:left="4320" w:hanging="360"/>
+      </w:pPr>
+    </w:lvl>
+    <w:lvl w:ilvl="6" w:tentative="1">
+      <w:start w:val="1"/>
+      <w:numFmt w:val="decimal"/>
+      <w:lvlText w:val="%7."/>
+      <w:lvlJc w:val="left"/>
+      <w:pPr>
+        <w:tabs>
+          <w:tab w:val="num" w:pos="5040"/>
+        </w:tabs>
+        <w:ind w:left="5040" w:hanging="360"/>
+      </w:pPr>
+    </w:lvl>
+    <w:lvl w:ilvl="7" w:tentative="1">
+      <w:start w:val="1"/>
+      <w:numFmt w:val="decimal"/>
+      <w:lvlText w:val="%8."/>
+      <w:lvlJc w:val="left"/>
+      <w:pPr>
+        <w:tabs>
+          <w:tab w:val="num" w:pos="5760"/>
+        </w:tabs>
+        <w:ind w:left="5760" w:hanging="360"/>
+      </w:pPr>
+    </w:lvl>
+    <w:lvl w:ilvl="8" w:tentative="1">
+      <w:start w:val="1"/>
+      <w:numFmt w:val="decimal"/>
+      <w:lvlText w:val="%9."/>
+      <w:lvlJc w:val="left"/>
+      <w:pPr>
+        <w:tabs>
+          <w:tab w:val="num" w:pos="6480"/>
+        </w:tabs>
+        <w:ind w:left="6480" w:hanging="360"/>
+      </w:pPr>
+    </w:lvl>
+  </w:abstractNum>
+  <w:abstractNum w:abstractNumId="5" w15:restartNumberingAfterBreak="0">
+    <w:nsid w:val="0C030984"/>
+    <w:multiLevelType w:val="hybridMultilevel"/>
+    <w:tmpl w:val="8B92E8E0"/>
+    <w:lvl w:ilvl="0" w:tplc="2C0A0001">
+      <w:start w:val="1"/>
+      <w:numFmt w:val="bullet"/>
+      <w:lvlText w:val=""/>
+      <w:lvlJc w:val="left"/>
+      <w:pPr>
+        <w:ind w:left="720" w:hanging="360"/>
+      </w:pPr>
+      <w:rPr>
+        <w:rFonts w:ascii="Symbol" w:hAnsi="Symbol" w:hint="default"/>
+      </w:rPr>
+    </w:lvl>
+    <w:lvl w:ilvl="1" w:tplc="2C0A0003" w:tentative="1">
+      <w:start w:val="1"/>
+      <w:numFmt w:val="bullet"/>
+      <w:lvlText w:val="o"/>
+      <w:lvlJc w:val="left"/>
+      <w:pPr>
+        <w:ind w:left="1440" w:hanging="360"/>
+      </w:pPr>
+      <w:rPr>
+        <w:rFonts w:ascii="Courier New" w:hAnsi="Courier New" w:cs="Courier New" w:hint="default"/>
+      </w:rPr>
+    </w:lvl>
+    <w:lvl w:ilvl="2" w:tplc="2C0A0005" w:tentative="1">
+      <w:start w:val="1"/>
+      <w:numFmt w:val="bullet"/>
+      <w:lvlText w:val=""/>
+      <w:lvlJc w:val="left"/>
+      <w:pPr>
+        <w:ind w:left="2160" w:hanging="360"/>
+      </w:pPr>
+      <w:rPr>
+        <w:rFonts w:ascii="Wingdings" w:hAnsi="Wingdings" w:hint="default"/>
+      </w:rPr>
+    </w:lvl>
+    <w:lvl w:ilvl="3" w:tplc="2C0A0001" w:tentative="1">
+      <w:start w:val="1"/>
+      <w:numFmt w:val="bullet"/>
+      <w:lvlText w:val=""/>
+      <w:lvlJc w:val="left"/>
+      <w:pPr>
+        <w:ind w:left="2880" w:hanging="360"/>
+      </w:pPr>
+      <w:rPr>
+        <w:rFonts w:ascii="Symbol" w:hAnsi="Symbol" w:hint="default"/>
+      </w:rPr>
+    </w:lvl>
+    <w:lvl w:ilvl="4" w:tplc="2C0A0003" w:tentative="1">
+      <w:start w:val="1"/>
+      <w:numFmt w:val="bullet"/>
+      <w:lvlText w:val="o"/>
+      <w:lvlJc w:val="left"/>
+      <w:pPr>
+        <w:ind w:left="3600" w:hanging="360"/>
+      </w:pPr>
+      <w:rPr>
+        <w:rFonts w:ascii="Courier New" w:hAnsi="Courier New" w:cs="Courier New" w:hint="default"/>
+      </w:rPr>
+    </w:lvl>
+    <w:lvl w:ilvl="5" w:tplc="2C0A0005" w:tentative="1">
+      <w:start w:val="1"/>
+      <w:numFmt w:val="bullet"/>
+      <w:lvlText w:val=""/>
+      <w:lvlJc w:val="left"/>
+      <w:pPr>
+        <w:ind w:left="4320" w:hanging="360"/>
+      </w:pPr>
+      <w:rPr>
+        <w:rFonts w:ascii="Wingdings" w:hAnsi="Wingdings" w:hint="default"/>
+      </w:rPr>
+    </w:lvl>
+    <w:lvl w:ilvl="6" w:tplc="2C0A0001" w:tentative="1">
+      <w:start w:val="1"/>
+      <w:numFmt w:val="bullet"/>
+      <w:lvlText w:val=""/>
+      <w:lvlJc w:val="left"/>
+      <w:pPr>
+        <w:ind w:left="5040" w:hanging="360"/>
+      </w:pPr>
+      <w:rPr>
+        <w:rFonts w:ascii="Symbol" w:hAnsi="Symbol" w:hint="default"/>
+      </w:rPr>
+    </w:lvl>
+    <w:lvl w:ilvl="7" w:tplc="2C0A0003" w:tentative="1">
+      <w:start w:val="1"/>
+      <w:numFmt w:val="bullet"/>
+      <w:lvlText w:val="o"/>
+      <w:lvlJc w:val="left"/>
+      <w:pPr>
+        <w:ind w:left="5760" w:hanging="360"/>
+      </w:pPr>
+      <w:rPr>
+        <w:rFonts w:ascii="Courier New" w:hAnsi="Courier New" w:cs="Courier New" w:hint="default"/>
+      </w:rPr>
+    </w:lvl>
+    <w:lvl w:ilvl="8" w:tplc="2C0A0005" w:tentative="1">
+      <w:start w:val="1"/>
+      <w:numFmt w:val="bullet"/>
+      <w:lvlText w:val=""/>
+      <w:lvlJc w:val="left"/>
+      <w:pPr>
+        <w:ind w:left="6480" w:hanging="360"/>
+      </w:pPr>
+      <w:rPr>
+        <w:rFonts w:ascii="Wingdings" w:hAnsi="Wingdings" w:hint="default"/>
+      </w:rPr>
+    </w:lvl>
+  </w:abstractNum>
+  <w:abstractNum w:abstractNumId="6" w15:restartNumberingAfterBreak="0">
+    <w:nsid w:val="179B39B4"/>
+    <w:multiLevelType w:val="multilevel"/>
+    <w:tmpl w:val="D23249A8"/>
+    <w:lvl w:ilvl="0">
+      <w:start w:val="8"/>
+      <w:numFmt w:val="decimal"/>
+      <w:lvlText w:val="%1."/>
+      <w:lvlJc w:val="left"/>
+      <w:pPr>
+        <w:tabs>
+          <w:tab w:val="num" w:pos="720"/>
+        </w:tabs>
+        <w:ind w:left="720" w:hanging="360"/>
+      </w:pPr>
+    </w:lvl>
+    <w:lvl w:ilvl="1" w:tentative="1">
+      <w:start w:val="1"/>
+      <w:numFmt w:val="decimal"/>
+      <w:lvlText w:val="%2."/>
+      <w:lvlJc w:val="left"/>
+      <w:pPr>
+        <w:tabs>
+          <w:tab w:val="num" w:pos="1440"/>
+        </w:tabs>
+        <w:ind w:left="1440" w:hanging="360"/>
+      </w:pPr>
+    </w:lvl>
+    <w:lvl w:ilvl="2" w:tentative="1">
+      <w:start w:val="1"/>
+      <w:numFmt w:val="decimal"/>
+      <w:lvlText w:val="%3."/>
+      <w:lvlJc w:val="left"/>
+      <w:pPr>
+        <w:tabs>
+          <w:tab w:val="num" w:pos="2160"/>
+        </w:tabs>
+        <w:ind w:left="2160" w:hanging="360"/>
+      </w:pPr>
+    </w:lvl>
+    <w:lvl w:ilvl="3" w:tentative="1">
+      <w:start w:val="1"/>
+      <w:numFmt w:val="decimal"/>
+      <w:lvlText w:val="%4."/>
+      <w:lvlJc w:val="left"/>
+      <w:pPr>
+        <w:tabs>
+          <w:tab w:val="num" w:pos="2880"/>
+        </w:tabs>
+        <w:ind w:left="2880" w:hanging="360"/>
+      </w:pPr>
+    </w:lvl>
+    <w:lvl w:ilvl="4" w:tentative="1">
+      <w:start w:val="1"/>
+      <w:numFmt w:val="decimal"/>
+      <w:lvlText w:val="%5."/>
+      <w:lvlJc w:val="left"/>
+      <w:pPr>
+        <w:tabs>
+          <w:tab w:val="num" w:pos="3600"/>
+        </w:tabs>
+        <w:ind w:left="3600" w:hanging="360"/>
+      </w:pPr>
+    </w:lvl>
+    <w:lvl w:ilvl="5" w:tentative="1">
+      <w:start w:val="1"/>
+      <w:numFmt w:val="decimal"/>
+      <w:lvlText w:val="%6."/>
+      <w:lvlJc w:val="left"/>
+      <w:pPr>
+        <w:tabs>
+          <w:tab w:val="num" w:pos="4320"/>
+        </w:tabs>
+        <w:ind w:left="4320" w:hanging="360"/>
+      </w:pPr>
+    </w:lvl>
+    <w:lvl w:ilvl="6" w:tentative="1">
+      <w:start w:val="1"/>
+      <w:numFmt w:val="decimal"/>
+      <w:lvlText w:val="%7."/>
+      <w:lvlJc w:val="left"/>
+      <w:pPr>
+        <w:tabs>
+          <w:tab w:val="num" w:pos="5040"/>
+        </w:tabs>
+        <w:ind w:left="5040" w:hanging="360"/>
+      </w:pPr>
+    </w:lvl>
+    <w:lvl w:ilvl="7" w:tentative="1">
+      <w:start w:val="1"/>
+      <w:numFmt w:val="decimal"/>
+      <w:lvlText w:val="%8."/>
+      <w:lvlJc w:val="left"/>
+      <w:pPr>
+        <w:tabs>
+          <w:tab w:val="num" w:pos="5760"/>
+        </w:tabs>
+        <w:ind w:left="5760" w:hanging="360"/>
+      </w:pPr>
+    </w:lvl>
+    <w:lvl w:ilvl="8" w:tentative="1">
+      <w:start w:val="1"/>
+      <w:numFmt w:val="decimal"/>
+      <w:lvlText w:val="%9."/>
+      <w:lvlJc w:val="left"/>
+      <w:pPr>
+        <w:tabs>
+          <w:tab w:val="num" w:pos="6480"/>
+        </w:tabs>
+        <w:ind w:left="6480" w:hanging="360"/>
+      </w:pPr>
+    </w:lvl>
+  </w:abstractNum>
+  <w:abstractNum w:abstractNumId="7" w15:restartNumberingAfterBreak="0">
+    <w:nsid w:val="2D403156"/>
+    <w:multiLevelType w:val="multilevel"/>
+    <w:tmpl w:val="DF78C138"/>
+    <w:lvl w:ilvl="0">
+      <w:start w:val="1"/>
+      <w:numFmt w:val="bullet"/>
+      <w:lvlText w:val=""/>
+      <w:lvlJc w:val="left"/>
+      <w:pPr>
+        <w:tabs>
+          <w:tab w:val="num" w:pos="720"/>
+        </w:tabs>
+        <w:ind w:left="720" w:hanging="360"/>
+      </w:pPr>
+      <w:rPr>
+        <w:rFonts w:ascii="Symbol" w:hAnsi="Symbol" w:hint="default"/>
+        <w:sz w:val="20"/>
+      </w:rPr>
+    </w:lvl>
+    <w:lvl w:ilvl="1" w:tentative="1">
+      <w:start w:val="1"/>
+      <w:numFmt w:val="bullet"/>
+      <w:lvlText w:val="o"/>
+      <w:lvlJc w:val="left"/>
+      <w:pPr>
+        <w:tabs>
+          <w:tab w:val="num" w:pos="1440"/>
+        </w:tabs>
+        <w:ind w:left="1440" w:hanging="360"/>
+      </w:pPr>
+      <w:rPr>
+        <w:rFonts w:ascii="Courier New" w:hAnsi="Courier New" w:hint="default"/>
+        <w:sz w:val="20"/>
+      </w:rPr>
+    </w:lvl>
+    <w:lvl w:ilvl="2" w:tentative="1">
+      <w:start w:val="1"/>
+      <w:numFmt w:val="bullet"/>
+      <w:lvlText w:val=""/>
+      <w:lvlJc w:val="left"/>
+      <w:pPr>
+        <w:tabs>
+          <w:tab w:val="num" w:pos="2160"/>
+        </w:tabs>
+        <w:ind w:left="2160" w:hanging="360"/>
+      </w:pPr>
+      <w:rPr>
+        <w:rFonts w:ascii="Wingdings" w:hAnsi="Wingdings" w:hint="default"/>
+        <w:sz w:val="20"/>
+      </w:rPr>
+    </w:lvl>
+    <w:lvl w:ilvl="3" w:tentative="1">
+      <w:start w:val="1"/>
+      <w:numFmt w:val="bullet"/>
+      <w:lvlText w:val=""/>
+      <w:lvlJc w:val="left"/>
+      <w:pPr>
+        <w:tabs>
+          <w:tab w:val="num" w:pos="2880"/>
+        </w:tabs>
+        <w:ind w:left="2880" w:hanging="360"/>
+      </w:pPr>
+      <w:rPr>
+        <w:rFonts w:ascii="Wingdings" w:hAnsi="Wingdings" w:hint="default"/>
+        <w:sz w:val="20"/>
+      </w:rPr>
+    </w:lvl>
+    <w:lvl w:ilvl="4" w:tentative="1">
+      <w:start w:val="1"/>
+      <w:numFmt w:val="bullet"/>
+      <w:lvlText w:val=""/>
+      <w:lvlJc w:val="left"/>
+      <w:pPr>
+        <w:tabs>
+          <w:tab w:val="num" w:pos="3600"/>
+        </w:tabs>
+        <w:ind w:left="3600" w:hanging="360"/>
+      </w:pPr>
+      <w:rPr>
+        <w:rFonts w:ascii="Wingdings" w:hAnsi="Wingdings" w:hint="default"/>
+        <w:sz w:val="20"/>
+      </w:rPr>
+    </w:lvl>
+    <w:lvl w:ilvl="5" w:tentative="1">
+      <w:start w:val="1"/>
+      <w:numFmt w:val="bullet"/>
+      <w:lvlText w:val=""/>
+      <w:lvlJc w:val="left"/>
+      <w:pPr>
+        <w:tabs>
+          <w:tab w:val="num" w:pos="4320"/>
+        </w:tabs>
+        <w:ind w:left="4320" w:hanging="360"/>
+      </w:pPr>
+      <w:rPr>
+        <w:rFonts w:ascii="Wingdings" w:hAnsi="Wingdings" w:hint="default"/>
+        <w:sz w:val="20"/>
+      </w:rPr>
+    </w:lvl>
+    <w:lvl w:ilvl="6" w:tentative="1">
+      <w:start w:val="1"/>
+      <w:numFmt w:val="bullet"/>
+      <w:lvlText w:val=""/>
+      <w:lvlJc w:val="left"/>
+      <w:pPr>
+        <w:tabs>
+          <w:tab w:val="num" w:pos="5040"/>
+        </w:tabs>
+        <w:ind w:left="5040" w:hanging="360"/>
+      </w:pPr>
+      <w:rPr>
+        <w:rFonts w:ascii="Wingdings" w:hAnsi="Wingdings" w:hint="default"/>
+        <w:sz w:val="20"/>
+      </w:rPr>
+    </w:lvl>
+    <w:lvl w:ilvl="7" w:tentative="1">
+      <w:start w:val="1"/>
+      <w:numFmt w:val="bullet"/>
+      <w:lvlText w:val=""/>
+      <w:lvlJc w:val="left"/>
+      <w:pPr>
+        <w:tabs>
+          <w:tab w:val="num" w:pos="5760"/>
+        </w:tabs>
+        <w:ind w:left="5760" w:hanging="360"/>
+      </w:pPr>
+      <w:rPr>
+        <w:rFonts w:ascii="Wingdings" w:hAnsi="Wingdings" w:hint="default"/>
+        <w:sz w:val="20"/>
+      </w:rPr>
+    </w:lvl>
+    <w:lvl w:ilvl="8" w:tentative="1">
+      <w:start w:val="1"/>
+      <w:numFmt w:val="bullet"/>
+      <w:lvlText w:val=""/>
+      <w:lvlJc w:val="left"/>
+      <w:pPr>
+        <w:tabs>
+          <w:tab w:val="num" w:pos="6480"/>
+        </w:tabs>
+        <w:ind w:left="6480" w:hanging="360"/>
+      </w:pPr>
+      <w:rPr>
+        <w:rFonts w:ascii="Wingdings" w:hAnsi="Wingdings" w:hint="default"/>
+        <w:sz w:val="20"/>
+      </w:rPr>
+    </w:lvl>
+  </w:abstractNum>
+  <w:abstractNum w:abstractNumId="8" w15:restartNumberingAfterBreak="0">
+    <w:nsid w:val="3CB358B2"/>
+    <w:multiLevelType w:val="multilevel"/>
+    <w:tmpl w:val="BCE4F05A"/>
+    <w:lvl w:ilvl="0">
+      <w:start w:val="1"/>
+      <w:numFmt w:val="bullet"/>
+      <w:lvlText w:val=""/>
+      <w:lvlJc w:val="left"/>
+      <w:pPr>
+        <w:tabs>
+          <w:tab w:val="num" w:pos="720"/>
+        </w:tabs>
+        <w:ind w:left="720" w:hanging="360"/>
+      </w:pPr>
+      <w:rPr>
+        <w:rFonts w:ascii="Symbol" w:hAnsi="Symbol" w:hint="default"/>
+        <w:sz w:val="20"/>
+      </w:rPr>
+    </w:lvl>
+    <w:lvl w:ilvl="1" w:tentative="1">
+      <w:start w:val="1"/>
+      <w:numFmt w:val="bullet"/>
+      <w:lvlText w:val="o"/>
+      <w:lvlJc w:val="left"/>
+      <w:pPr>
+        <w:tabs>
+          <w:tab w:val="num" w:pos="1440"/>
+        </w:tabs>
+        <w:ind w:left="1440" w:hanging="360"/>
+      </w:pPr>
+      <w:rPr>
+        <w:rFonts w:ascii="Courier New" w:hAnsi="Courier New" w:hint="default"/>
+        <w:sz w:val="20"/>
+      </w:rPr>
+    </w:lvl>
+    <w:lvl w:ilvl="2" w:tentative="1">
+      <w:start w:val="1"/>
+      <w:numFmt w:val="bullet"/>
+      <w:lvlText w:val=""/>
+      <w:lvlJc w:val="left"/>
+      <w:pPr>
+        <w:tabs>
+          <w:tab w:val="num" w:pos="2160"/>
+        </w:tabs>
+        <w:ind w:left="2160" w:hanging="360"/>
+      </w:pPr>
+      <w:rPr>
+        <w:rFonts w:ascii="Wingdings" w:hAnsi="Wingdings" w:hint="default"/>
+        <w:sz w:val="20"/>
+      </w:rPr>
+    </w:lvl>
+    <w:lvl w:ilvl="3" w:tentative="1">
+      <w:start w:val="1"/>
+      <w:numFmt w:val="bullet"/>
+      <w:lvlText w:val=""/>
+      <w:lvlJc w:val="left"/>
+      <w:pPr>
+        <w:tabs>
+          <w:tab w:val="num" w:pos="2880"/>
+        </w:tabs>
+        <w:ind w:left="2880" w:hanging="360"/>
+      </w:pPr>
+      <w:rPr>
+        <w:rFonts w:ascii="Wingdings" w:hAnsi="Wingdings" w:hint="default"/>
+        <w:sz w:val="20"/>
+      </w:rPr>
+    </w:lvl>
+    <w:lvl w:ilvl="4" w:tentative="1">
+      <w:start w:val="1"/>
+      <w:numFmt w:val="bullet"/>
+      <w:lvlText w:val=""/>
+      <w:lvlJc w:val="left"/>
+      <w:pPr>
+        <w:tabs>
+          <w:tab w:val="num" w:pos="3600"/>
+        </w:tabs>
+        <w:ind w:left="3600" w:hanging="360"/>
+      </w:pPr>
+      <w:rPr>
+        <w:rFonts w:ascii="Wingdings" w:hAnsi="Wingdings" w:hint="default"/>
+        <w:sz w:val="20"/>
+      </w:rPr>
+    </w:lvl>
+    <w:lvl w:ilvl="5" w:tentative="1">
+      <w:start w:val="1"/>
+      <w:numFmt w:val="bullet"/>
+      <w:lvlText w:val=""/>
+      <w:lvlJc w:val="left"/>
+      <w:pPr>
+        <w:tabs>
+          <w:tab w:val="num" w:pos="4320"/>
+        </w:tabs>
+        <w:ind w:left="4320" w:hanging="360"/>
+      </w:pPr>
+      <w:rPr>
+        <w:rFonts w:ascii="Wingdings" w:hAnsi="Wingdings" w:hint="default"/>
+        <w:sz w:val="20"/>
+      </w:rPr>
+    </w:lvl>
+    <w:lvl w:ilvl="6" w:tentative="1">
+      <w:start w:val="1"/>
+      <w:numFmt w:val="bullet"/>
+      <w:lvlText w:val=""/>
+      <w:lvlJc w:val="left"/>
+      <w:pPr>
+        <w:tabs>
+          <w:tab w:val="num" w:pos="5040"/>
+        </w:tabs>
+        <w:ind w:left="5040" w:hanging="360"/>
+      </w:pPr>
+      <w:rPr>
+        <w:rFonts w:ascii="Wingdings" w:hAnsi="Wingdings" w:hint="default"/>
+        <w:sz w:val="20"/>
+      </w:rPr>
+    </w:lvl>
+    <w:lvl w:ilvl="7" w:tentative="1">
+      <w:start w:val="1"/>
+      <w:numFmt w:val="bullet"/>
+      <w:lvlText w:val=""/>
+      <w:lvlJc w:val="left"/>
+      <w:pPr>
+        <w:tabs>
+          <w:tab w:val="num" w:pos="5760"/>
+        </w:tabs>
+        <w:ind w:left="5760" w:hanging="360"/>
+      </w:pPr>
+      <w:rPr>
+        <w:rFonts w:ascii="Wingdings" w:hAnsi="Wingdings" w:hint="default"/>
+        <w:sz w:val="20"/>
+      </w:rPr>
+    </w:lvl>
+    <w:lvl w:ilvl="8" w:tentative="1">
+      <w:start w:val="1"/>
+      <w:numFmt w:val="bullet"/>
+      <w:lvlText w:val=""/>
+      <w:lvlJc w:val="left"/>
+      <w:pPr>
+        <w:tabs>
+          <w:tab w:val="num" w:pos="6480"/>
+        </w:tabs>
+        <w:ind w:left="6480" w:hanging="360"/>
+      </w:pPr>
+      <w:rPr>
+        <w:rFonts w:ascii="Wingdings" w:hAnsi="Wingdings" w:hint="default"/>
+        <w:sz w:val="20"/>
+      </w:rPr>
+    </w:lvl>
+  </w:abstractNum>
+  <w:abstractNum w:abstractNumId="9" w15:restartNumberingAfterBreak="0">
     <w:nsid w:val="41791080"/>
     <w:multiLevelType w:val="hybridMultilevel"/>
     <w:tmpl w:val="599044D8"/>
@@ -472,7 +2001,1091 @@
       </w:rPr>
     </w:lvl>
   </w:abstractNum>
-  <w:abstractNum w:abstractNumId="1" w15:restartNumberingAfterBreak="0">
+  <w:abstractNum w:abstractNumId="10" w15:restartNumberingAfterBreak="0">
+    <w:nsid w:val="498232EB"/>
+    <w:multiLevelType w:val="multilevel"/>
+    <w:tmpl w:val="52D41AA6"/>
+    <w:lvl w:ilvl="0">
+      <w:start w:val="1"/>
+      <w:numFmt w:val="bullet"/>
+      <w:lvlText w:val=""/>
+      <w:lvlJc w:val="left"/>
+      <w:pPr>
+        <w:tabs>
+          <w:tab w:val="num" w:pos="720"/>
+        </w:tabs>
+        <w:ind w:left="720" w:hanging="360"/>
+      </w:pPr>
+      <w:rPr>
+        <w:rFonts w:ascii="Symbol" w:hAnsi="Symbol" w:hint="default"/>
+        <w:sz w:val="20"/>
+      </w:rPr>
+    </w:lvl>
+    <w:lvl w:ilvl="1" w:tentative="1">
+      <w:start w:val="1"/>
+      <w:numFmt w:val="bullet"/>
+      <w:lvlText w:val="o"/>
+      <w:lvlJc w:val="left"/>
+      <w:pPr>
+        <w:tabs>
+          <w:tab w:val="num" w:pos="1440"/>
+        </w:tabs>
+        <w:ind w:left="1440" w:hanging="360"/>
+      </w:pPr>
+      <w:rPr>
+        <w:rFonts w:ascii="Courier New" w:hAnsi="Courier New" w:hint="default"/>
+        <w:sz w:val="20"/>
+      </w:rPr>
+    </w:lvl>
+    <w:lvl w:ilvl="2" w:tentative="1">
+      <w:start w:val="1"/>
+      <w:numFmt w:val="bullet"/>
+      <w:lvlText w:val=""/>
+      <w:lvlJc w:val="left"/>
+      <w:pPr>
+        <w:tabs>
+          <w:tab w:val="num" w:pos="2160"/>
+        </w:tabs>
+        <w:ind w:left="2160" w:hanging="360"/>
+      </w:pPr>
+      <w:rPr>
+        <w:rFonts w:ascii="Wingdings" w:hAnsi="Wingdings" w:hint="default"/>
+        <w:sz w:val="20"/>
+      </w:rPr>
+    </w:lvl>
+    <w:lvl w:ilvl="3" w:tentative="1">
+      <w:start w:val="1"/>
+      <w:numFmt w:val="bullet"/>
+      <w:lvlText w:val=""/>
+      <w:lvlJc w:val="left"/>
+      <w:pPr>
+        <w:tabs>
+          <w:tab w:val="num" w:pos="2880"/>
+        </w:tabs>
+        <w:ind w:left="2880" w:hanging="360"/>
+      </w:pPr>
+      <w:rPr>
+        <w:rFonts w:ascii="Wingdings" w:hAnsi="Wingdings" w:hint="default"/>
+        <w:sz w:val="20"/>
+      </w:rPr>
+    </w:lvl>
+    <w:lvl w:ilvl="4" w:tentative="1">
+      <w:start w:val="1"/>
+      <w:numFmt w:val="bullet"/>
+      <w:lvlText w:val=""/>
+      <w:lvlJc w:val="left"/>
+      <w:pPr>
+        <w:tabs>
+          <w:tab w:val="num" w:pos="3600"/>
+        </w:tabs>
+        <w:ind w:left="3600" w:hanging="360"/>
+      </w:pPr>
+      <w:rPr>
+        <w:rFonts w:ascii="Wingdings" w:hAnsi="Wingdings" w:hint="default"/>
+        <w:sz w:val="20"/>
+      </w:rPr>
+    </w:lvl>
+    <w:lvl w:ilvl="5" w:tentative="1">
+      <w:start w:val="1"/>
+      <w:numFmt w:val="bullet"/>
+      <w:lvlText w:val=""/>
+      <w:lvlJc w:val="left"/>
+      <w:pPr>
+        <w:tabs>
+          <w:tab w:val="num" w:pos="4320"/>
+        </w:tabs>
+        <w:ind w:left="4320" w:hanging="360"/>
+      </w:pPr>
+      <w:rPr>
+        <w:rFonts w:ascii="Wingdings" w:hAnsi="Wingdings" w:hint="default"/>
+        <w:sz w:val="20"/>
+      </w:rPr>
+    </w:lvl>
+    <w:lvl w:ilvl="6" w:tentative="1">
+      <w:start w:val="1"/>
+      <w:numFmt w:val="bullet"/>
+      <w:lvlText w:val=""/>
+      <w:lvlJc w:val="left"/>
+      <w:pPr>
+        <w:tabs>
+          <w:tab w:val="num" w:pos="5040"/>
+        </w:tabs>
+        <w:ind w:left="5040" w:hanging="360"/>
+      </w:pPr>
+      <w:rPr>
+        <w:rFonts w:ascii="Wingdings" w:hAnsi="Wingdings" w:hint="default"/>
+        <w:sz w:val="20"/>
+      </w:rPr>
+    </w:lvl>
+    <w:lvl w:ilvl="7" w:tentative="1">
+      <w:start w:val="1"/>
+      <w:numFmt w:val="bullet"/>
+      <w:lvlText w:val=""/>
+      <w:lvlJc w:val="left"/>
+      <w:pPr>
+        <w:tabs>
+          <w:tab w:val="num" w:pos="5760"/>
+        </w:tabs>
+        <w:ind w:left="5760" w:hanging="360"/>
+      </w:pPr>
+      <w:rPr>
+        <w:rFonts w:ascii="Wingdings" w:hAnsi="Wingdings" w:hint="default"/>
+        <w:sz w:val="20"/>
+      </w:rPr>
+    </w:lvl>
+    <w:lvl w:ilvl="8" w:tentative="1">
+      <w:start w:val="1"/>
+      <w:numFmt w:val="bullet"/>
+      <w:lvlText w:val=""/>
+      <w:lvlJc w:val="left"/>
+      <w:pPr>
+        <w:tabs>
+          <w:tab w:val="num" w:pos="6480"/>
+        </w:tabs>
+        <w:ind w:left="6480" w:hanging="360"/>
+      </w:pPr>
+      <w:rPr>
+        <w:rFonts w:ascii="Wingdings" w:hAnsi="Wingdings" w:hint="default"/>
+        <w:sz w:val="20"/>
+      </w:rPr>
+    </w:lvl>
+  </w:abstractNum>
+  <w:abstractNum w:abstractNumId="11" w15:restartNumberingAfterBreak="0">
+    <w:nsid w:val="56D74A64"/>
+    <w:multiLevelType w:val="multilevel"/>
+    <w:tmpl w:val="29FC021A"/>
+    <w:lvl w:ilvl="0">
+      <w:start w:val="1"/>
+      <w:numFmt w:val="decimal"/>
+      <w:lvlText w:val="%1."/>
+      <w:lvlJc w:val="left"/>
+      <w:pPr>
+        <w:tabs>
+          <w:tab w:val="num" w:pos="720"/>
+        </w:tabs>
+        <w:ind w:left="720" w:hanging="360"/>
+      </w:pPr>
+    </w:lvl>
+    <w:lvl w:ilvl="1" w:tentative="1">
+      <w:start w:val="1"/>
+      <w:numFmt w:val="decimal"/>
+      <w:lvlText w:val="%2."/>
+      <w:lvlJc w:val="left"/>
+      <w:pPr>
+        <w:tabs>
+          <w:tab w:val="num" w:pos="1440"/>
+        </w:tabs>
+        <w:ind w:left="1440" w:hanging="360"/>
+      </w:pPr>
+    </w:lvl>
+    <w:lvl w:ilvl="2" w:tentative="1">
+      <w:start w:val="1"/>
+      <w:numFmt w:val="decimal"/>
+      <w:lvlText w:val="%3."/>
+      <w:lvlJc w:val="left"/>
+      <w:pPr>
+        <w:tabs>
+          <w:tab w:val="num" w:pos="2160"/>
+        </w:tabs>
+        <w:ind w:left="2160" w:hanging="360"/>
+      </w:pPr>
+    </w:lvl>
+    <w:lvl w:ilvl="3" w:tentative="1">
+      <w:start w:val="1"/>
+      <w:numFmt w:val="decimal"/>
+      <w:lvlText w:val="%4."/>
+      <w:lvlJc w:val="left"/>
+      <w:pPr>
+        <w:tabs>
+          <w:tab w:val="num" w:pos="2880"/>
+        </w:tabs>
+        <w:ind w:left="2880" w:hanging="360"/>
+      </w:pPr>
+    </w:lvl>
+    <w:lvl w:ilvl="4" w:tentative="1">
+      <w:start w:val="1"/>
+      <w:numFmt w:val="decimal"/>
+      <w:lvlText w:val="%5."/>
+      <w:lvlJc w:val="left"/>
+      <w:pPr>
+        <w:tabs>
+          <w:tab w:val="num" w:pos="3600"/>
+        </w:tabs>
+        <w:ind w:left="3600" w:hanging="360"/>
+      </w:pPr>
+    </w:lvl>
+    <w:lvl w:ilvl="5" w:tentative="1">
+      <w:start w:val="1"/>
+      <w:numFmt w:val="decimal"/>
+      <w:lvlText w:val="%6."/>
+      <w:lvlJc w:val="left"/>
+      <w:pPr>
+        <w:tabs>
+          <w:tab w:val="num" w:pos="4320"/>
+        </w:tabs>
+        <w:ind w:left="4320" w:hanging="360"/>
+      </w:pPr>
+    </w:lvl>
+    <w:lvl w:ilvl="6" w:tentative="1">
+      <w:start w:val="1"/>
+      <w:numFmt w:val="decimal"/>
+      <w:lvlText w:val="%7."/>
+      <w:lvlJc w:val="left"/>
+      <w:pPr>
+        <w:tabs>
+          <w:tab w:val="num" w:pos="5040"/>
+        </w:tabs>
+        <w:ind w:left="5040" w:hanging="360"/>
+      </w:pPr>
+    </w:lvl>
+    <w:lvl w:ilvl="7" w:tentative="1">
+      <w:start w:val="1"/>
+      <w:numFmt w:val="decimal"/>
+      <w:lvlText w:val="%8."/>
+      <w:lvlJc w:val="left"/>
+      <w:pPr>
+        <w:tabs>
+          <w:tab w:val="num" w:pos="5760"/>
+        </w:tabs>
+        <w:ind w:left="5760" w:hanging="360"/>
+      </w:pPr>
+    </w:lvl>
+    <w:lvl w:ilvl="8" w:tentative="1">
+      <w:start w:val="1"/>
+      <w:numFmt w:val="decimal"/>
+      <w:lvlText w:val="%9."/>
+      <w:lvlJc w:val="left"/>
+      <w:pPr>
+        <w:tabs>
+          <w:tab w:val="num" w:pos="6480"/>
+        </w:tabs>
+        <w:ind w:left="6480" w:hanging="360"/>
+      </w:pPr>
+    </w:lvl>
+  </w:abstractNum>
+  <w:abstractNum w:abstractNumId="12" w15:restartNumberingAfterBreak="0">
+    <w:nsid w:val="585B6AAA"/>
+    <w:multiLevelType w:val="multilevel"/>
+    <w:tmpl w:val="A9C43FA8"/>
+    <w:lvl w:ilvl="0">
+      <w:start w:val="11"/>
+      <w:numFmt w:val="decimal"/>
+      <w:lvlText w:val="%1."/>
+      <w:lvlJc w:val="left"/>
+      <w:pPr>
+        <w:tabs>
+          <w:tab w:val="num" w:pos="720"/>
+        </w:tabs>
+        <w:ind w:left="720" w:hanging="360"/>
+      </w:pPr>
+    </w:lvl>
+    <w:lvl w:ilvl="1" w:tentative="1">
+      <w:start w:val="1"/>
+      <w:numFmt w:val="decimal"/>
+      <w:lvlText w:val="%2."/>
+      <w:lvlJc w:val="left"/>
+      <w:pPr>
+        <w:tabs>
+          <w:tab w:val="num" w:pos="1440"/>
+        </w:tabs>
+        <w:ind w:left="1440" w:hanging="360"/>
+      </w:pPr>
+    </w:lvl>
+    <w:lvl w:ilvl="2" w:tentative="1">
+      <w:start w:val="1"/>
+      <w:numFmt w:val="decimal"/>
+      <w:lvlText w:val="%3."/>
+      <w:lvlJc w:val="left"/>
+      <w:pPr>
+        <w:tabs>
+          <w:tab w:val="num" w:pos="2160"/>
+        </w:tabs>
+        <w:ind w:left="2160" w:hanging="360"/>
+      </w:pPr>
+    </w:lvl>
+    <w:lvl w:ilvl="3" w:tentative="1">
+      <w:start w:val="1"/>
+      <w:numFmt w:val="decimal"/>
+      <w:lvlText w:val="%4."/>
+      <w:lvlJc w:val="left"/>
+      <w:pPr>
+        <w:tabs>
+          <w:tab w:val="num" w:pos="2880"/>
+        </w:tabs>
+        <w:ind w:left="2880" w:hanging="360"/>
+      </w:pPr>
+    </w:lvl>
+    <w:lvl w:ilvl="4" w:tentative="1">
+      <w:start w:val="1"/>
+      <w:numFmt w:val="decimal"/>
+      <w:lvlText w:val="%5."/>
+      <w:lvlJc w:val="left"/>
+      <w:pPr>
+        <w:tabs>
+          <w:tab w:val="num" w:pos="3600"/>
+        </w:tabs>
+        <w:ind w:left="3600" w:hanging="360"/>
+      </w:pPr>
+    </w:lvl>
+    <w:lvl w:ilvl="5" w:tentative="1">
+      <w:start w:val="1"/>
+      <w:numFmt w:val="decimal"/>
+      <w:lvlText w:val="%6."/>
+      <w:lvlJc w:val="left"/>
+      <w:pPr>
+        <w:tabs>
+          <w:tab w:val="num" w:pos="4320"/>
+        </w:tabs>
+        <w:ind w:left="4320" w:hanging="360"/>
+      </w:pPr>
+    </w:lvl>
+    <w:lvl w:ilvl="6" w:tentative="1">
+      <w:start w:val="1"/>
+      <w:numFmt w:val="decimal"/>
+      <w:lvlText w:val="%7."/>
+      <w:lvlJc w:val="left"/>
+      <w:pPr>
+        <w:tabs>
+          <w:tab w:val="num" w:pos="5040"/>
+        </w:tabs>
+        <w:ind w:left="5040" w:hanging="360"/>
+      </w:pPr>
+    </w:lvl>
+    <w:lvl w:ilvl="7" w:tentative="1">
+      <w:start w:val="1"/>
+      <w:numFmt w:val="decimal"/>
+      <w:lvlText w:val="%8."/>
+      <w:lvlJc w:val="left"/>
+      <w:pPr>
+        <w:tabs>
+          <w:tab w:val="num" w:pos="5760"/>
+        </w:tabs>
+        <w:ind w:left="5760" w:hanging="360"/>
+      </w:pPr>
+    </w:lvl>
+    <w:lvl w:ilvl="8" w:tentative="1">
+      <w:start w:val="1"/>
+      <w:numFmt w:val="decimal"/>
+      <w:lvlText w:val="%9."/>
+      <w:lvlJc w:val="left"/>
+      <w:pPr>
+        <w:tabs>
+          <w:tab w:val="num" w:pos="6480"/>
+        </w:tabs>
+        <w:ind w:left="6480" w:hanging="360"/>
+      </w:pPr>
+    </w:lvl>
+  </w:abstractNum>
+  <w:abstractNum w:abstractNumId="13" w15:restartNumberingAfterBreak="0">
+    <w:nsid w:val="5C3061E5"/>
+    <w:multiLevelType w:val="multilevel"/>
+    <w:tmpl w:val="A8B0F434"/>
+    <w:lvl w:ilvl="0">
+      <w:start w:val="1"/>
+      <w:numFmt w:val="bullet"/>
+      <w:lvlText w:val=""/>
+      <w:lvlJc w:val="left"/>
+      <w:pPr>
+        <w:tabs>
+          <w:tab w:val="num" w:pos="720"/>
+        </w:tabs>
+        <w:ind w:left="720" w:hanging="360"/>
+      </w:pPr>
+      <w:rPr>
+        <w:rFonts w:ascii="Symbol" w:hAnsi="Symbol" w:hint="default"/>
+        <w:sz w:val="20"/>
+      </w:rPr>
+    </w:lvl>
+    <w:lvl w:ilvl="1" w:tentative="1">
+      <w:start w:val="1"/>
+      <w:numFmt w:val="bullet"/>
+      <w:lvlText w:val="o"/>
+      <w:lvlJc w:val="left"/>
+      <w:pPr>
+        <w:tabs>
+          <w:tab w:val="num" w:pos="1440"/>
+        </w:tabs>
+        <w:ind w:left="1440" w:hanging="360"/>
+      </w:pPr>
+      <w:rPr>
+        <w:rFonts w:ascii="Courier New" w:hAnsi="Courier New" w:hint="default"/>
+        <w:sz w:val="20"/>
+      </w:rPr>
+    </w:lvl>
+    <w:lvl w:ilvl="2" w:tentative="1">
+      <w:start w:val="1"/>
+      <w:numFmt w:val="bullet"/>
+      <w:lvlText w:val=""/>
+      <w:lvlJc w:val="left"/>
+      <w:pPr>
+        <w:tabs>
+          <w:tab w:val="num" w:pos="2160"/>
+        </w:tabs>
+        <w:ind w:left="2160" w:hanging="360"/>
+      </w:pPr>
+      <w:rPr>
+        <w:rFonts w:ascii="Wingdings" w:hAnsi="Wingdings" w:hint="default"/>
+        <w:sz w:val="20"/>
+      </w:rPr>
+    </w:lvl>
+    <w:lvl w:ilvl="3" w:tentative="1">
+      <w:start w:val="1"/>
+      <w:numFmt w:val="bullet"/>
+      <w:lvlText w:val=""/>
+      <w:lvlJc w:val="left"/>
+      <w:pPr>
+        <w:tabs>
+          <w:tab w:val="num" w:pos="2880"/>
+        </w:tabs>
+        <w:ind w:left="2880" w:hanging="360"/>
+      </w:pPr>
+      <w:rPr>
+        <w:rFonts w:ascii="Wingdings" w:hAnsi="Wingdings" w:hint="default"/>
+        <w:sz w:val="20"/>
+      </w:rPr>
+    </w:lvl>
+    <w:lvl w:ilvl="4" w:tentative="1">
+      <w:start w:val="1"/>
+      <w:numFmt w:val="bullet"/>
+      <w:lvlText w:val=""/>
+      <w:lvlJc w:val="left"/>
+      <w:pPr>
+        <w:tabs>
+          <w:tab w:val="num" w:pos="3600"/>
+        </w:tabs>
+        <w:ind w:left="3600" w:hanging="360"/>
+      </w:pPr>
+      <w:rPr>
+        <w:rFonts w:ascii="Wingdings" w:hAnsi="Wingdings" w:hint="default"/>
+        <w:sz w:val="20"/>
+      </w:rPr>
+    </w:lvl>
+    <w:lvl w:ilvl="5" w:tentative="1">
+      <w:start w:val="1"/>
+      <w:numFmt w:val="bullet"/>
+      <w:lvlText w:val=""/>
+      <w:lvlJc w:val="left"/>
+      <w:pPr>
+        <w:tabs>
+          <w:tab w:val="num" w:pos="4320"/>
+        </w:tabs>
+        <w:ind w:left="4320" w:hanging="360"/>
+      </w:pPr>
+      <w:rPr>
+        <w:rFonts w:ascii="Wingdings" w:hAnsi="Wingdings" w:hint="default"/>
+        <w:sz w:val="20"/>
+      </w:rPr>
+    </w:lvl>
+    <w:lvl w:ilvl="6" w:tentative="1">
+      <w:start w:val="1"/>
+      <w:numFmt w:val="bullet"/>
+      <w:lvlText w:val=""/>
+      <w:lvlJc w:val="left"/>
+      <w:pPr>
+        <w:tabs>
+          <w:tab w:val="num" w:pos="5040"/>
+        </w:tabs>
+        <w:ind w:left="5040" w:hanging="360"/>
+      </w:pPr>
+      <w:rPr>
+        <w:rFonts w:ascii="Wingdings" w:hAnsi="Wingdings" w:hint="default"/>
+        <w:sz w:val="20"/>
+      </w:rPr>
+    </w:lvl>
+    <w:lvl w:ilvl="7" w:tentative="1">
+      <w:start w:val="1"/>
+      <w:numFmt w:val="bullet"/>
+      <w:lvlText w:val=""/>
+      <w:lvlJc w:val="left"/>
+      <w:pPr>
+        <w:tabs>
+          <w:tab w:val="num" w:pos="5760"/>
+        </w:tabs>
+        <w:ind w:left="5760" w:hanging="360"/>
+      </w:pPr>
+      <w:rPr>
+        <w:rFonts w:ascii="Wingdings" w:hAnsi="Wingdings" w:hint="default"/>
+        <w:sz w:val="20"/>
+      </w:rPr>
+    </w:lvl>
+    <w:lvl w:ilvl="8" w:tentative="1">
+      <w:start w:val="1"/>
+      <w:numFmt w:val="bullet"/>
+      <w:lvlText w:val=""/>
+      <w:lvlJc w:val="left"/>
+      <w:pPr>
+        <w:tabs>
+          <w:tab w:val="num" w:pos="6480"/>
+        </w:tabs>
+        <w:ind w:left="6480" w:hanging="360"/>
+      </w:pPr>
+      <w:rPr>
+        <w:rFonts w:ascii="Wingdings" w:hAnsi="Wingdings" w:hint="default"/>
+        <w:sz w:val="20"/>
+      </w:rPr>
+    </w:lvl>
+  </w:abstractNum>
+  <w:abstractNum w:abstractNumId="14" w15:restartNumberingAfterBreak="0">
+    <w:nsid w:val="5C561125"/>
+    <w:multiLevelType w:val="multilevel"/>
+    <w:tmpl w:val="C93C9FEA"/>
+    <w:lvl w:ilvl="0">
+      <w:start w:val="1"/>
+      <w:numFmt w:val="bullet"/>
+      <w:lvlText w:val=""/>
+      <w:lvlJc w:val="left"/>
+      <w:pPr>
+        <w:tabs>
+          <w:tab w:val="num" w:pos="720"/>
+        </w:tabs>
+        <w:ind w:left="720" w:hanging="360"/>
+      </w:pPr>
+      <w:rPr>
+        <w:rFonts w:ascii="Symbol" w:hAnsi="Symbol" w:hint="default"/>
+        <w:sz w:val="20"/>
+      </w:rPr>
+    </w:lvl>
+    <w:lvl w:ilvl="1" w:tentative="1">
+      <w:start w:val="1"/>
+      <w:numFmt w:val="bullet"/>
+      <w:lvlText w:val="o"/>
+      <w:lvlJc w:val="left"/>
+      <w:pPr>
+        <w:tabs>
+          <w:tab w:val="num" w:pos="1440"/>
+        </w:tabs>
+        <w:ind w:left="1440" w:hanging="360"/>
+      </w:pPr>
+      <w:rPr>
+        <w:rFonts w:ascii="Courier New" w:hAnsi="Courier New" w:hint="default"/>
+        <w:sz w:val="20"/>
+      </w:rPr>
+    </w:lvl>
+    <w:lvl w:ilvl="2" w:tentative="1">
+      <w:start w:val="1"/>
+      <w:numFmt w:val="bullet"/>
+      <w:lvlText w:val=""/>
+      <w:lvlJc w:val="left"/>
+      <w:pPr>
+        <w:tabs>
+          <w:tab w:val="num" w:pos="2160"/>
+        </w:tabs>
+        <w:ind w:left="2160" w:hanging="360"/>
+      </w:pPr>
+      <w:rPr>
+        <w:rFonts w:ascii="Wingdings" w:hAnsi="Wingdings" w:hint="default"/>
+        <w:sz w:val="20"/>
+      </w:rPr>
+    </w:lvl>
+    <w:lvl w:ilvl="3" w:tentative="1">
+      <w:start w:val="1"/>
+      <w:numFmt w:val="bullet"/>
+      <w:lvlText w:val=""/>
+      <w:lvlJc w:val="left"/>
+      <w:pPr>
+        <w:tabs>
+          <w:tab w:val="num" w:pos="2880"/>
+        </w:tabs>
+        <w:ind w:left="2880" w:hanging="360"/>
+      </w:pPr>
+      <w:rPr>
+        <w:rFonts w:ascii="Wingdings" w:hAnsi="Wingdings" w:hint="default"/>
+        <w:sz w:val="20"/>
+      </w:rPr>
+    </w:lvl>
+    <w:lvl w:ilvl="4" w:tentative="1">
+      <w:start w:val="1"/>
+      <w:numFmt w:val="bullet"/>
+      <w:lvlText w:val=""/>
+      <w:lvlJc w:val="left"/>
+      <w:pPr>
+        <w:tabs>
+          <w:tab w:val="num" w:pos="3600"/>
+        </w:tabs>
+        <w:ind w:left="3600" w:hanging="360"/>
+      </w:pPr>
+      <w:rPr>
+        <w:rFonts w:ascii="Wingdings" w:hAnsi="Wingdings" w:hint="default"/>
+        <w:sz w:val="20"/>
+      </w:rPr>
+    </w:lvl>
+    <w:lvl w:ilvl="5" w:tentative="1">
+      <w:start w:val="1"/>
+      <w:numFmt w:val="bullet"/>
+      <w:lvlText w:val=""/>
+      <w:lvlJc w:val="left"/>
+      <w:pPr>
+        <w:tabs>
+          <w:tab w:val="num" w:pos="4320"/>
+        </w:tabs>
+        <w:ind w:left="4320" w:hanging="360"/>
+      </w:pPr>
+      <w:rPr>
+        <w:rFonts w:ascii="Wingdings" w:hAnsi="Wingdings" w:hint="default"/>
+        <w:sz w:val="20"/>
+      </w:rPr>
+    </w:lvl>
+    <w:lvl w:ilvl="6" w:tentative="1">
+      <w:start w:val="1"/>
+      <w:numFmt w:val="bullet"/>
+      <w:lvlText w:val=""/>
+      <w:lvlJc w:val="left"/>
+      <w:pPr>
+        <w:tabs>
+          <w:tab w:val="num" w:pos="5040"/>
+        </w:tabs>
+        <w:ind w:left="5040" w:hanging="360"/>
+      </w:pPr>
+      <w:rPr>
+        <w:rFonts w:ascii="Wingdings" w:hAnsi="Wingdings" w:hint="default"/>
+        <w:sz w:val="20"/>
+      </w:rPr>
+    </w:lvl>
+    <w:lvl w:ilvl="7" w:tentative="1">
+      <w:start w:val="1"/>
+      <w:numFmt w:val="bullet"/>
+      <w:lvlText w:val=""/>
+      <w:lvlJc w:val="left"/>
+      <w:pPr>
+        <w:tabs>
+          <w:tab w:val="num" w:pos="5760"/>
+        </w:tabs>
+        <w:ind w:left="5760" w:hanging="360"/>
+      </w:pPr>
+      <w:rPr>
+        <w:rFonts w:ascii="Wingdings" w:hAnsi="Wingdings" w:hint="default"/>
+        <w:sz w:val="20"/>
+      </w:rPr>
+    </w:lvl>
+    <w:lvl w:ilvl="8" w:tentative="1">
+      <w:start w:val="1"/>
+      <w:numFmt w:val="bullet"/>
+      <w:lvlText w:val=""/>
+      <w:lvlJc w:val="left"/>
+      <w:pPr>
+        <w:tabs>
+          <w:tab w:val="num" w:pos="6480"/>
+        </w:tabs>
+        <w:ind w:left="6480" w:hanging="360"/>
+      </w:pPr>
+      <w:rPr>
+        <w:rFonts w:ascii="Wingdings" w:hAnsi="Wingdings" w:hint="default"/>
+        <w:sz w:val="20"/>
+      </w:rPr>
+    </w:lvl>
+  </w:abstractNum>
+  <w:abstractNum w:abstractNumId="15" w15:restartNumberingAfterBreak="0">
+    <w:nsid w:val="6C7E708B"/>
+    <w:multiLevelType w:val="multilevel"/>
+    <w:tmpl w:val="B2F86CB2"/>
+    <w:lvl w:ilvl="0">
+      <w:start w:val="1"/>
+      <w:numFmt w:val="bullet"/>
+      <w:lvlText w:val=""/>
+      <w:lvlJc w:val="left"/>
+      <w:pPr>
+        <w:tabs>
+          <w:tab w:val="num" w:pos="720"/>
+        </w:tabs>
+        <w:ind w:left="720" w:hanging="360"/>
+      </w:pPr>
+      <w:rPr>
+        <w:rFonts w:ascii="Symbol" w:hAnsi="Symbol" w:hint="default"/>
+        <w:sz w:val="20"/>
+      </w:rPr>
+    </w:lvl>
+    <w:lvl w:ilvl="1" w:tentative="1">
+      <w:start w:val="1"/>
+      <w:numFmt w:val="bullet"/>
+      <w:lvlText w:val="o"/>
+      <w:lvlJc w:val="left"/>
+      <w:pPr>
+        <w:tabs>
+          <w:tab w:val="num" w:pos="1440"/>
+        </w:tabs>
+        <w:ind w:left="1440" w:hanging="360"/>
+      </w:pPr>
+      <w:rPr>
+        <w:rFonts w:ascii="Courier New" w:hAnsi="Courier New" w:hint="default"/>
+        <w:sz w:val="20"/>
+      </w:rPr>
+    </w:lvl>
+    <w:lvl w:ilvl="2" w:tentative="1">
+      <w:start w:val="1"/>
+      <w:numFmt w:val="bullet"/>
+      <w:lvlText w:val=""/>
+      <w:lvlJc w:val="left"/>
+      <w:pPr>
+        <w:tabs>
+          <w:tab w:val="num" w:pos="2160"/>
+        </w:tabs>
+        <w:ind w:left="2160" w:hanging="360"/>
+      </w:pPr>
+      <w:rPr>
+        <w:rFonts w:ascii="Wingdings" w:hAnsi="Wingdings" w:hint="default"/>
+        <w:sz w:val="20"/>
+      </w:rPr>
+    </w:lvl>
+    <w:lvl w:ilvl="3" w:tentative="1">
+      <w:start w:val="1"/>
+      <w:numFmt w:val="bullet"/>
+      <w:lvlText w:val=""/>
+      <w:lvlJc w:val="left"/>
+      <w:pPr>
+        <w:tabs>
+          <w:tab w:val="num" w:pos="2880"/>
+        </w:tabs>
+        <w:ind w:left="2880" w:hanging="360"/>
+      </w:pPr>
+      <w:rPr>
+        <w:rFonts w:ascii="Wingdings" w:hAnsi="Wingdings" w:hint="default"/>
+        <w:sz w:val="20"/>
+      </w:rPr>
+    </w:lvl>
+    <w:lvl w:ilvl="4" w:tentative="1">
+      <w:start w:val="1"/>
+      <w:numFmt w:val="bullet"/>
+      <w:lvlText w:val=""/>
+      <w:lvlJc w:val="left"/>
+      <w:pPr>
+        <w:tabs>
+          <w:tab w:val="num" w:pos="3600"/>
+        </w:tabs>
+        <w:ind w:left="3600" w:hanging="360"/>
+      </w:pPr>
+      <w:rPr>
+        <w:rFonts w:ascii="Wingdings" w:hAnsi="Wingdings" w:hint="default"/>
+        <w:sz w:val="20"/>
+      </w:rPr>
+    </w:lvl>
+    <w:lvl w:ilvl="5" w:tentative="1">
+      <w:start w:val="1"/>
+      <w:numFmt w:val="bullet"/>
+      <w:lvlText w:val=""/>
+      <w:lvlJc w:val="left"/>
+      <w:pPr>
+        <w:tabs>
+          <w:tab w:val="num" w:pos="4320"/>
+        </w:tabs>
+        <w:ind w:left="4320" w:hanging="360"/>
+      </w:pPr>
+      <w:rPr>
+        <w:rFonts w:ascii="Wingdings" w:hAnsi="Wingdings" w:hint="default"/>
+        <w:sz w:val="20"/>
+      </w:rPr>
+    </w:lvl>
+    <w:lvl w:ilvl="6" w:tentative="1">
+      <w:start w:val="1"/>
+      <w:numFmt w:val="bullet"/>
+      <w:lvlText w:val=""/>
+      <w:lvlJc w:val="left"/>
+      <w:pPr>
+        <w:tabs>
+          <w:tab w:val="num" w:pos="5040"/>
+        </w:tabs>
+        <w:ind w:left="5040" w:hanging="360"/>
+      </w:pPr>
+      <w:rPr>
+        <w:rFonts w:ascii="Wingdings" w:hAnsi="Wingdings" w:hint="default"/>
+        <w:sz w:val="20"/>
+      </w:rPr>
+    </w:lvl>
+    <w:lvl w:ilvl="7" w:tentative="1">
+      <w:start w:val="1"/>
+      <w:numFmt w:val="bullet"/>
+      <w:lvlText w:val=""/>
+      <w:lvlJc w:val="left"/>
+      <w:pPr>
+        <w:tabs>
+          <w:tab w:val="num" w:pos="5760"/>
+        </w:tabs>
+        <w:ind w:left="5760" w:hanging="360"/>
+      </w:pPr>
+      <w:rPr>
+        <w:rFonts w:ascii="Wingdings" w:hAnsi="Wingdings" w:hint="default"/>
+        <w:sz w:val="20"/>
+      </w:rPr>
+    </w:lvl>
+    <w:lvl w:ilvl="8" w:tentative="1">
+      <w:start w:val="1"/>
+      <w:numFmt w:val="bullet"/>
+      <w:lvlText w:val=""/>
+      <w:lvlJc w:val="left"/>
+      <w:pPr>
+        <w:tabs>
+          <w:tab w:val="num" w:pos="6480"/>
+        </w:tabs>
+        <w:ind w:left="6480" w:hanging="360"/>
+      </w:pPr>
+      <w:rPr>
+        <w:rFonts w:ascii="Wingdings" w:hAnsi="Wingdings" w:hint="default"/>
+        <w:sz w:val="20"/>
+      </w:rPr>
+    </w:lvl>
+  </w:abstractNum>
+  <w:abstractNum w:abstractNumId="16" w15:restartNumberingAfterBreak="0">
+    <w:nsid w:val="6D663908"/>
+    <w:multiLevelType w:val="multilevel"/>
+    <w:tmpl w:val="4EB6ED88"/>
+    <w:lvl w:ilvl="0">
+      <w:start w:val="1"/>
+      <w:numFmt w:val="bullet"/>
+      <w:lvlText w:val=""/>
+      <w:lvlJc w:val="left"/>
+      <w:pPr>
+        <w:tabs>
+          <w:tab w:val="num" w:pos="720"/>
+        </w:tabs>
+        <w:ind w:left="720" w:hanging="360"/>
+      </w:pPr>
+      <w:rPr>
+        <w:rFonts w:ascii="Symbol" w:hAnsi="Symbol" w:hint="default"/>
+        <w:sz w:val="20"/>
+      </w:rPr>
+    </w:lvl>
+    <w:lvl w:ilvl="1" w:tentative="1">
+      <w:start w:val="1"/>
+      <w:numFmt w:val="bullet"/>
+      <w:lvlText w:val="o"/>
+      <w:lvlJc w:val="left"/>
+      <w:pPr>
+        <w:tabs>
+          <w:tab w:val="num" w:pos="1440"/>
+        </w:tabs>
+        <w:ind w:left="1440" w:hanging="360"/>
+      </w:pPr>
+      <w:rPr>
+        <w:rFonts w:ascii="Courier New" w:hAnsi="Courier New" w:hint="default"/>
+        <w:sz w:val="20"/>
+      </w:rPr>
+    </w:lvl>
+    <w:lvl w:ilvl="2" w:tentative="1">
+      <w:start w:val="1"/>
+      <w:numFmt w:val="bullet"/>
+      <w:lvlText w:val=""/>
+      <w:lvlJc w:val="left"/>
+      <w:pPr>
+        <w:tabs>
+          <w:tab w:val="num" w:pos="2160"/>
+        </w:tabs>
+        <w:ind w:left="2160" w:hanging="360"/>
+      </w:pPr>
+      <w:rPr>
+        <w:rFonts w:ascii="Wingdings" w:hAnsi="Wingdings" w:hint="default"/>
+        <w:sz w:val="20"/>
+      </w:rPr>
+    </w:lvl>
+    <w:lvl w:ilvl="3" w:tentative="1">
+      <w:start w:val="1"/>
+      <w:numFmt w:val="bullet"/>
+      <w:lvlText w:val=""/>
+      <w:lvlJc w:val="left"/>
+      <w:pPr>
+        <w:tabs>
+          <w:tab w:val="num" w:pos="2880"/>
+        </w:tabs>
+        <w:ind w:left="2880" w:hanging="360"/>
+      </w:pPr>
+      <w:rPr>
+        <w:rFonts w:ascii="Wingdings" w:hAnsi="Wingdings" w:hint="default"/>
+        <w:sz w:val="20"/>
+      </w:rPr>
+    </w:lvl>
+    <w:lvl w:ilvl="4" w:tentative="1">
+      <w:start w:val="1"/>
+      <w:numFmt w:val="bullet"/>
+      <w:lvlText w:val=""/>
+      <w:lvlJc w:val="left"/>
+      <w:pPr>
+        <w:tabs>
+          <w:tab w:val="num" w:pos="3600"/>
+        </w:tabs>
+        <w:ind w:left="3600" w:hanging="360"/>
+      </w:pPr>
+      <w:rPr>
+        <w:rFonts w:ascii="Wingdings" w:hAnsi="Wingdings" w:hint="default"/>
+        <w:sz w:val="20"/>
+      </w:rPr>
+    </w:lvl>
+    <w:lvl w:ilvl="5" w:tentative="1">
+      <w:start w:val="1"/>
+      <w:numFmt w:val="bullet"/>
+      <w:lvlText w:val=""/>
+      <w:lvlJc w:val="left"/>
+      <w:pPr>
+        <w:tabs>
+          <w:tab w:val="num" w:pos="4320"/>
+        </w:tabs>
+        <w:ind w:left="4320" w:hanging="360"/>
+      </w:pPr>
+      <w:rPr>
+        <w:rFonts w:ascii="Wingdings" w:hAnsi="Wingdings" w:hint="default"/>
+        <w:sz w:val="20"/>
+      </w:rPr>
+    </w:lvl>
+    <w:lvl w:ilvl="6" w:tentative="1">
+      <w:start w:val="1"/>
+      <w:numFmt w:val="bullet"/>
+      <w:lvlText w:val=""/>
+      <w:lvlJc w:val="left"/>
+      <w:pPr>
+        <w:tabs>
+          <w:tab w:val="num" w:pos="5040"/>
+        </w:tabs>
+        <w:ind w:left="5040" w:hanging="360"/>
+      </w:pPr>
+      <w:rPr>
+        <w:rFonts w:ascii="Wingdings" w:hAnsi="Wingdings" w:hint="default"/>
+        <w:sz w:val="20"/>
+      </w:rPr>
+    </w:lvl>
+    <w:lvl w:ilvl="7" w:tentative="1">
+      <w:start w:val="1"/>
+      <w:numFmt w:val="bullet"/>
+      <w:lvlText w:val=""/>
+      <w:lvlJc w:val="left"/>
+      <w:pPr>
+        <w:tabs>
+          <w:tab w:val="num" w:pos="5760"/>
+        </w:tabs>
+        <w:ind w:left="5760" w:hanging="360"/>
+      </w:pPr>
+      <w:rPr>
+        <w:rFonts w:ascii="Wingdings" w:hAnsi="Wingdings" w:hint="default"/>
+        <w:sz w:val="20"/>
+      </w:rPr>
+    </w:lvl>
+    <w:lvl w:ilvl="8" w:tentative="1">
+      <w:start w:val="1"/>
+      <w:numFmt w:val="bullet"/>
+      <w:lvlText w:val=""/>
+      <w:lvlJc w:val="left"/>
+      <w:pPr>
+        <w:tabs>
+          <w:tab w:val="num" w:pos="6480"/>
+        </w:tabs>
+        <w:ind w:left="6480" w:hanging="360"/>
+      </w:pPr>
+      <w:rPr>
+        <w:rFonts w:ascii="Wingdings" w:hAnsi="Wingdings" w:hint="default"/>
+        <w:sz w:val="20"/>
+      </w:rPr>
+    </w:lvl>
+  </w:abstractNum>
+  <w:abstractNum w:abstractNumId="17" w15:restartNumberingAfterBreak="0">
+    <w:nsid w:val="6E0A3B67"/>
+    <w:multiLevelType w:val="multilevel"/>
+    <w:tmpl w:val="29FC021A"/>
+    <w:lvl w:ilvl="0">
+      <w:start w:val="13"/>
+      <w:numFmt w:val="decimal"/>
+      <w:lvlText w:val="%1."/>
+      <w:lvlJc w:val="left"/>
+      <w:pPr>
+        <w:tabs>
+          <w:tab w:val="num" w:pos="720"/>
+        </w:tabs>
+        <w:ind w:left="720" w:hanging="360"/>
+      </w:pPr>
+    </w:lvl>
+    <w:lvl w:ilvl="1" w:tentative="1">
+      <w:start w:val="1"/>
+      <w:numFmt w:val="decimal"/>
+      <w:lvlText w:val="%2."/>
+      <w:lvlJc w:val="left"/>
+      <w:pPr>
+        <w:tabs>
+          <w:tab w:val="num" w:pos="1440"/>
+        </w:tabs>
+        <w:ind w:left="1440" w:hanging="360"/>
+      </w:pPr>
+    </w:lvl>
+    <w:lvl w:ilvl="2" w:tentative="1">
+      <w:start w:val="1"/>
+      <w:numFmt w:val="decimal"/>
+      <w:lvlText w:val="%3."/>
+      <w:lvlJc w:val="left"/>
+      <w:pPr>
+        <w:tabs>
+          <w:tab w:val="num" w:pos="2160"/>
+        </w:tabs>
+        <w:ind w:left="2160" w:hanging="360"/>
+      </w:pPr>
+    </w:lvl>
+    <w:lvl w:ilvl="3" w:tentative="1">
+      <w:start w:val="1"/>
+      <w:numFmt w:val="decimal"/>
+      <w:lvlText w:val="%4."/>
+      <w:lvlJc w:val="left"/>
+      <w:pPr>
+        <w:tabs>
+          <w:tab w:val="num" w:pos="2880"/>
+        </w:tabs>
+        <w:ind w:left="2880" w:hanging="360"/>
+      </w:pPr>
+    </w:lvl>
+    <w:lvl w:ilvl="4" w:tentative="1">
+      <w:start w:val="1"/>
+      <w:numFmt w:val="decimal"/>
+      <w:lvlText w:val="%5."/>
+      <w:lvlJc w:val="left"/>
+      <w:pPr>
+        <w:tabs>
+          <w:tab w:val="num" w:pos="3600"/>
+        </w:tabs>
+        <w:ind w:left="3600" w:hanging="360"/>
+      </w:pPr>
+    </w:lvl>
+    <w:lvl w:ilvl="5" w:tentative="1">
+      <w:start w:val="1"/>
+      <w:numFmt w:val="decimal"/>
+      <w:lvlText w:val="%6."/>
+      <w:lvlJc w:val="left"/>
+      <w:pPr>
+        <w:tabs>
+          <w:tab w:val="num" w:pos="4320"/>
+        </w:tabs>
+        <w:ind w:left="4320" w:hanging="360"/>
+      </w:pPr>
+    </w:lvl>
+    <w:lvl w:ilvl="6" w:tentative="1">
+      <w:start w:val="1"/>
+      <w:numFmt w:val="decimal"/>
+      <w:lvlText w:val="%7."/>
+      <w:lvlJc w:val="left"/>
+      <w:pPr>
+        <w:tabs>
+          <w:tab w:val="num" w:pos="5040"/>
+        </w:tabs>
+        <w:ind w:left="5040" w:hanging="360"/>
+      </w:pPr>
+    </w:lvl>
+    <w:lvl w:ilvl="7" w:tentative="1">
+      <w:start w:val="1"/>
+      <w:numFmt w:val="decimal"/>
+      <w:lvlText w:val="%8."/>
+      <w:lvlJc w:val="left"/>
+      <w:pPr>
+        <w:tabs>
+          <w:tab w:val="num" w:pos="5760"/>
+        </w:tabs>
+        <w:ind w:left="5760" w:hanging="360"/>
+      </w:pPr>
+    </w:lvl>
+    <w:lvl w:ilvl="8" w:tentative="1">
+      <w:start w:val="1"/>
+      <w:numFmt w:val="decimal"/>
+      <w:lvlText w:val="%9."/>
+      <w:lvlJc w:val="left"/>
+      <w:pPr>
+        <w:tabs>
+          <w:tab w:val="num" w:pos="6480"/>
+        </w:tabs>
+        <w:ind w:left="6480" w:hanging="360"/>
+      </w:pPr>
+    </w:lvl>
+  </w:abstractNum>
+  <w:abstractNum w:abstractNumId="18" w15:restartNumberingAfterBreak="0">
     <w:nsid w:val="71BA4E8C"/>
     <w:multiLevelType w:val="hybridMultilevel"/>
     <w:tmpl w:val="1D64ED60"/>
@@ -558,11 +3171,482 @@
       </w:pPr>
     </w:lvl>
   </w:abstractNum>
+  <w:abstractNum w:abstractNumId="19" w15:restartNumberingAfterBreak="0">
+    <w:nsid w:val="73B53C9B"/>
+    <w:multiLevelType w:val="multilevel"/>
+    <w:tmpl w:val="9E98D22C"/>
+    <w:lvl w:ilvl="0">
+      <w:start w:val="1"/>
+      <w:numFmt w:val="bullet"/>
+      <w:lvlText w:val=""/>
+      <w:lvlJc w:val="left"/>
+      <w:pPr>
+        <w:tabs>
+          <w:tab w:val="num" w:pos="720"/>
+        </w:tabs>
+        <w:ind w:left="720" w:hanging="360"/>
+      </w:pPr>
+      <w:rPr>
+        <w:rFonts w:ascii="Symbol" w:hAnsi="Symbol" w:hint="default"/>
+        <w:sz w:val="20"/>
+      </w:rPr>
+    </w:lvl>
+    <w:lvl w:ilvl="1">
+      <w:start w:val="1"/>
+      <w:numFmt w:val="bullet"/>
+      <w:lvlText w:val="o"/>
+      <w:lvlJc w:val="left"/>
+      <w:pPr>
+        <w:tabs>
+          <w:tab w:val="num" w:pos="1440"/>
+        </w:tabs>
+        <w:ind w:left="1440" w:hanging="360"/>
+      </w:pPr>
+      <w:rPr>
+        <w:rFonts w:ascii="Courier New" w:hAnsi="Courier New" w:hint="default"/>
+        <w:sz w:val="20"/>
+      </w:rPr>
+    </w:lvl>
+    <w:lvl w:ilvl="2" w:tentative="1">
+      <w:start w:val="1"/>
+      <w:numFmt w:val="bullet"/>
+      <w:lvlText w:val=""/>
+      <w:lvlJc w:val="left"/>
+      <w:pPr>
+        <w:tabs>
+          <w:tab w:val="num" w:pos="2160"/>
+        </w:tabs>
+        <w:ind w:left="2160" w:hanging="360"/>
+      </w:pPr>
+      <w:rPr>
+        <w:rFonts w:ascii="Wingdings" w:hAnsi="Wingdings" w:hint="default"/>
+        <w:sz w:val="20"/>
+      </w:rPr>
+    </w:lvl>
+    <w:lvl w:ilvl="3" w:tentative="1">
+      <w:start w:val="1"/>
+      <w:numFmt w:val="bullet"/>
+      <w:lvlText w:val=""/>
+      <w:lvlJc w:val="left"/>
+      <w:pPr>
+        <w:tabs>
+          <w:tab w:val="num" w:pos="2880"/>
+        </w:tabs>
+        <w:ind w:left="2880" w:hanging="360"/>
+      </w:pPr>
+      <w:rPr>
+        <w:rFonts w:ascii="Wingdings" w:hAnsi="Wingdings" w:hint="default"/>
+        <w:sz w:val="20"/>
+      </w:rPr>
+    </w:lvl>
+    <w:lvl w:ilvl="4" w:tentative="1">
+      <w:start w:val="1"/>
+      <w:numFmt w:val="bullet"/>
+      <w:lvlText w:val=""/>
+      <w:lvlJc w:val="left"/>
+      <w:pPr>
+        <w:tabs>
+          <w:tab w:val="num" w:pos="3600"/>
+        </w:tabs>
+        <w:ind w:left="3600" w:hanging="360"/>
+      </w:pPr>
+      <w:rPr>
+        <w:rFonts w:ascii="Wingdings" w:hAnsi="Wingdings" w:hint="default"/>
+        <w:sz w:val="20"/>
+      </w:rPr>
+    </w:lvl>
+    <w:lvl w:ilvl="5" w:tentative="1">
+      <w:start w:val="1"/>
+      <w:numFmt w:val="bullet"/>
+      <w:lvlText w:val=""/>
+      <w:lvlJc w:val="left"/>
+      <w:pPr>
+        <w:tabs>
+          <w:tab w:val="num" w:pos="4320"/>
+        </w:tabs>
+        <w:ind w:left="4320" w:hanging="360"/>
+      </w:pPr>
+      <w:rPr>
+        <w:rFonts w:ascii="Wingdings" w:hAnsi="Wingdings" w:hint="default"/>
+        <w:sz w:val="20"/>
+      </w:rPr>
+    </w:lvl>
+    <w:lvl w:ilvl="6" w:tentative="1">
+      <w:start w:val="1"/>
+      <w:numFmt w:val="bullet"/>
+      <w:lvlText w:val=""/>
+      <w:lvlJc w:val="left"/>
+      <w:pPr>
+        <w:tabs>
+          <w:tab w:val="num" w:pos="5040"/>
+        </w:tabs>
+        <w:ind w:left="5040" w:hanging="360"/>
+      </w:pPr>
+      <w:rPr>
+        <w:rFonts w:ascii="Wingdings" w:hAnsi="Wingdings" w:hint="default"/>
+        <w:sz w:val="20"/>
+      </w:rPr>
+    </w:lvl>
+    <w:lvl w:ilvl="7" w:tentative="1">
+      <w:start w:val="1"/>
+      <w:numFmt w:val="bullet"/>
+      <w:lvlText w:val=""/>
+      <w:lvlJc w:val="left"/>
+      <w:pPr>
+        <w:tabs>
+          <w:tab w:val="num" w:pos="5760"/>
+        </w:tabs>
+        <w:ind w:left="5760" w:hanging="360"/>
+      </w:pPr>
+      <w:rPr>
+        <w:rFonts w:ascii="Wingdings" w:hAnsi="Wingdings" w:hint="default"/>
+        <w:sz w:val="20"/>
+      </w:rPr>
+    </w:lvl>
+    <w:lvl w:ilvl="8" w:tentative="1">
+      <w:start w:val="1"/>
+      <w:numFmt w:val="bullet"/>
+      <w:lvlText w:val=""/>
+      <w:lvlJc w:val="left"/>
+      <w:pPr>
+        <w:tabs>
+          <w:tab w:val="num" w:pos="6480"/>
+        </w:tabs>
+        <w:ind w:left="6480" w:hanging="360"/>
+      </w:pPr>
+      <w:rPr>
+        <w:rFonts w:ascii="Wingdings" w:hAnsi="Wingdings" w:hint="default"/>
+        <w:sz w:val="20"/>
+      </w:rPr>
+    </w:lvl>
+  </w:abstractNum>
+  <w:abstractNum w:abstractNumId="20" w15:restartNumberingAfterBreak="0">
+    <w:nsid w:val="77747E4B"/>
+    <w:multiLevelType w:val="multilevel"/>
+    <w:tmpl w:val="A7AE406E"/>
+    <w:lvl w:ilvl="0">
+      <w:start w:val="1"/>
+      <w:numFmt w:val="bullet"/>
+      <w:lvlText w:val=""/>
+      <w:lvlJc w:val="left"/>
+      <w:pPr>
+        <w:tabs>
+          <w:tab w:val="num" w:pos="720"/>
+        </w:tabs>
+        <w:ind w:left="720" w:hanging="360"/>
+      </w:pPr>
+      <w:rPr>
+        <w:rFonts w:ascii="Symbol" w:hAnsi="Symbol" w:hint="default"/>
+        <w:sz w:val="20"/>
+      </w:rPr>
+    </w:lvl>
+    <w:lvl w:ilvl="1" w:tentative="1">
+      <w:start w:val="1"/>
+      <w:numFmt w:val="bullet"/>
+      <w:lvlText w:val="o"/>
+      <w:lvlJc w:val="left"/>
+      <w:pPr>
+        <w:tabs>
+          <w:tab w:val="num" w:pos="1440"/>
+        </w:tabs>
+        <w:ind w:left="1440" w:hanging="360"/>
+      </w:pPr>
+      <w:rPr>
+        <w:rFonts w:ascii="Courier New" w:hAnsi="Courier New" w:hint="default"/>
+        <w:sz w:val="20"/>
+      </w:rPr>
+    </w:lvl>
+    <w:lvl w:ilvl="2" w:tentative="1">
+      <w:start w:val="1"/>
+      <w:numFmt w:val="bullet"/>
+      <w:lvlText w:val=""/>
+      <w:lvlJc w:val="left"/>
+      <w:pPr>
+        <w:tabs>
+          <w:tab w:val="num" w:pos="2160"/>
+        </w:tabs>
+        <w:ind w:left="2160" w:hanging="360"/>
+      </w:pPr>
+      <w:rPr>
+        <w:rFonts w:ascii="Wingdings" w:hAnsi="Wingdings" w:hint="default"/>
+        <w:sz w:val="20"/>
+      </w:rPr>
+    </w:lvl>
+    <w:lvl w:ilvl="3" w:tentative="1">
+      <w:start w:val="1"/>
+      <w:numFmt w:val="bullet"/>
+      <w:lvlText w:val=""/>
+      <w:lvlJc w:val="left"/>
+      <w:pPr>
+        <w:tabs>
+          <w:tab w:val="num" w:pos="2880"/>
+        </w:tabs>
+        <w:ind w:left="2880" w:hanging="360"/>
+      </w:pPr>
+      <w:rPr>
+        <w:rFonts w:ascii="Wingdings" w:hAnsi="Wingdings" w:hint="default"/>
+        <w:sz w:val="20"/>
+      </w:rPr>
+    </w:lvl>
+    <w:lvl w:ilvl="4" w:tentative="1">
+      <w:start w:val="1"/>
+      <w:numFmt w:val="bullet"/>
+      <w:lvlText w:val=""/>
+      <w:lvlJc w:val="left"/>
+      <w:pPr>
+        <w:tabs>
+          <w:tab w:val="num" w:pos="3600"/>
+        </w:tabs>
+        <w:ind w:left="3600" w:hanging="360"/>
+      </w:pPr>
+      <w:rPr>
+        <w:rFonts w:ascii="Wingdings" w:hAnsi="Wingdings" w:hint="default"/>
+        <w:sz w:val="20"/>
+      </w:rPr>
+    </w:lvl>
+    <w:lvl w:ilvl="5" w:tentative="1">
+      <w:start w:val="1"/>
+      <w:numFmt w:val="bullet"/>
+      <w:lvlText w:val=""/>
+      <w:lvlJc w:val="left"/>
+      <w:pPr>
+        <w:tabs>
+          <w:tab w:val="num" w:pos="4320"/>
+        </w:tabs>
+        <w:ind w:left="4320" w:hanging="360"/>
+      </w:pPr>
+      <w:rPr>
+        <w:rFonts w:ascii="Wingdings" w:hAnsi="Wingdings" w:hint="default"/>
+        <w:sz w:val="20"/>
+      </w:rPr>
+    </w:lvl>
+    <w:lvl w:ilvl="6" w:tentative="1">
+      <w:start w:val="1"/>
+      <w:numFmt w:val="bullet"/>
+      <w:lvlText w:val=""/>
+      <w:lvlJc w:val="left"/>
+      <w:pPr>
+        <w:tabs>
+          <w:tab w:val="num" w:pos="5040"/>
+        </w:tabs>
+        <w:ind w:left="5040" w:hanging="360"/>
+      </w:pPr>
+      <w:rPr>
+        <w:rFonts w:ascii="Wingdings" w:hAnsi="Wingdings" w:hint="default"/>
+        <w:sz w:val="20"/>
+      </w:rPr>
+    </w:lvl>
+    <w:lvl w:ilvl="7" w:tentative="1">
+      <w:start w:val="1"/>
+      <w:numFmt w:val="bullet"/>
+      <w:lvlText w:val=""/>
+      <w:lvlJc w:val="left"/>
+      <w:pPr>
+        <w:tabs>
+          <w:tab w:val="num" w:pos="5760"/>
+        </w:tabs>
+        <w:ind w:left="5760" w:hanging="360"/>
+      </w:pPr>
+      <w:rPr>
+        <w:rFonts w:ascii="Wingdings" w:hAnsi="Wingdings" w:hint="default"/>
+        <w:sz w:val="20"/>
+      </w:rPr>
+    </w:lvl>
+    <w:lvl w:ilvl="8" w:tentative="1">
+      <w:start w:val="1"/>
+      <w:numFmt w:val="bullet"/>
+      <w:lvlText w:val=""/>
+      <w:lvlJc w:val="left"/>
+      <w:pPr>
+        <w:tabs>
+          <w:tab w:val="num" w:pos="6480"/>
+        </w:tabs>
+        <w:ind w:left="6480" w:hanging="360"/>
+      </w:pPr>
+      <w:rPr>
+        <w:rFonts w:ascii="Wingdings" w:hAnsi="Wingdings" w:hint="default"/>
+        <w:sz w:val="20"/>
+      </w:rPr>
+    </w:lvl>
+  </w:abstractNum>
+  <w:abstractNum w:abstractNumId="21" w15:restartNumberingAfterBreak="0">
+    <w:nsid w:val="7B5834AB"/>
+    <w:multiLevelType w:val="multilevel"/>
+    <w:tmpl w:val="29FC021A"/>
+    <w:lvl w:ilvl="0">
+      <w:start w:val="1"/>
+      <w:numFmt w:val="decimal"/>
+      <w:lvlText w:val="%1."/>
+      <w:lvlJc w:val="left"/>
+      <w:pPr>
+        <w:tabs>
+          <w:tab w:val="num" w:pos="720"/>
+        </w:tabs>
+        <w:ind w:left="720" w:hanging="360"/>
+      </w:pPr>
+    </w:lvl>
+    <w:lvl w:ilvl="1" w:tentative="1">
+      <w:start w:val="1"/>
+      <w:numFmt w:val="decimal"/>
+      <w:lvlText w:val="%2."/>
+      <w:lvlJc w:val="left"/>
+      <w:pPr>
+        <w:tabs>
+          <w:tab w:val="num" w:pos="1440"/>
+        </w:tabs>
+        <w:ind w:left="1440" w:hanging="360"/>
+      </w:pPr>
+    </w:lvl>
+    <w:lvl w:ilvl="2" w:tentative="1">
+      <w:start w:val="1"/>
+      <w:numFmt w:val="decimal"/>
+      <w:lvlText w:val="%3."/>
+      <w:lvlJc w:val="left"/>
+      <w:pPr>
+        <w:tabs>
+          <w:tab w:val="num" w:pos="2160"/>
+        </w:tabs>
+        <w:ind w:left="2160" w:hanging="360"/>
+      </w:pPr>
+    </w:lvl>
+    <w:lvl w:ilvl="3" w:tentative="1">
+      <w:start w:val="1"/>
+      <w:numFmt w:val="decimal"/>
+      <w:lvlText w:val="%4."/>
+      <w:lvlJc w:val="left"/>
+      <w:pPr>
+        <w:tabs>
+          <w:tab w:val="num" w:pos="2880"/>
+        </w:tabs>
+        <w:ind w:left="2880" w:hanging="360"/>
+      </w:pPr>
+    </w:lvl>
+    <w:lvl w:ilvl="4" w:tentative="1">
+      <w:start w:val="1"/>
+      <w:numFmt w:val="decimal"/>
+      <w:lvlText w:val="%5."/>
+      <w:lvlJc w:val="left"/>
+      <w:pPr>
+        <w:tabs>
+          <w:tab w:val="num" w:pos="3600"/>
+        </w:tabs>
+        <w:ind w:left="3600" w:hanging="360"/>
+      </w:pPr>
+    </w:lvl>
+    <w:lvl w:ilvl="5" w:tentative="1">
+      <w:start w:val="1"/>
+      <w:numFmt w:val="decimal"/>
+      <w:lvlText w:val="%6."/>
+      <w:lvlJc w:val="left"/>
+      <w:pPr>
+        <w:tabs>
+          <w:tab w:val="num" w:pos="4320"/>
+        </w:tabs>
+        <w:ind w:left="4320" w:hanging="360"/>
+      </w:pPr>
+    </w:lvl>
+    <w:lvl w:ilvl="6" w:tentative="1">
+      <w:start w:val="1"/>
+      <w:numFmt w:val="decimal"/>
+      <w:lvlText w:val="%7."/>
+      <w:lvlJc w:val="left"/>
+      <w:pPr>
+        <w:tabs>
+          <w:tab w:val="num" w:pos="5040"/>
+        </w:tabs>
+        <w:ind w:left="5040" w:hanging="360"/>
+      </w:pPr>
+    </w:lvl>
+    <w:lvl w:ilvl="7" w:tentative="1">
+      <w:start w:val="1"/>
+      <w:numFmt w:val="decimal"/>
+      <w:lvlText w:val="%8."/>
+      <w:lvlJc w:val="left"/>
+      <w:pPr>
+        <w:tabs>
+          <w:tab w:val="num" w:pos="5760"/>
+        </w:tabs>
+        <w:ind w:left="5760" w:hanging="360"/>
+      </w:pPr>
+    </w:lvl>
+    <w:lvl w:ilvl="8" w:tentative="1">
+      <w:start w:val="1"/>
+      <w:numFmt w:val="decimal"/>
+      <w:lvlText w:val="%9."/>
+      <w:lvlJc w:val="left"/>
+      <w:pPr>
+        <w:tabs>
+          <w:tab w:val="num" w:pos="6480"/>
+        </w:tabs>
+        <w:ind w:left="6480" w:hanging="360"/>
+      </w:pPr>
+    </w:lvl>
+  </w:abstractNum>
   <w:num w:numId="1" w16cid:durableId="1476069226">
+    <w:abstractNumId w:val="9"/>
+  </w:num>
+  <w:num w:numId="2" w16cid:durableId="1865710225">
+    <w:abstractNumId w:val="18"/>
+  </w:num>
+  <w:num w:numId="3" w16cid:durableId="2042241779">
+    <w:abstractNumId w:val="3"/>
+  </w:num>
+  <w:num w:numId="4" w16cid:durableId="1232077930">
+    <w:abstractNumId w:val="2"/>
+  </w:num>
+  <w:num w:numId="5" w16cid:durableId="1188909711">
+    <w:abstractNumId w:val="1"/>
+  </w:num>
+  <w:num w:numId="6" w16cid:durableId="537862497">
+    <w:abstractNumId w:val="15"/>
+  </w:num>
+  <w:num w:numId="7" w16cid:durableId="601882696">
+    <w:abstractNumId w:val="8"/>
+  </w:num>
+  <w:num w:numId="8" w16cid:durableId="951281141">
+    <w:abstractNumId w:val="19"/>
+  </w:num>
+  <w:num w:numId="9" w16cid:durableId="447628253">
+    <w:abstractNumId w:val="7"/>
+  </w:num>
+  <w:num w:numId="10" w16cid:durableId="1955019913">
+    <w:abstractNumId w:val="11"/>
+  </w:num>
+  <w:num w:numId="11" w16cid:durableId="411699832">
+    <w:abstractNumId w:val="6"/>
+  </w:num>
+  <w:num w:numId="12" w16cid:durableId="1239048597">
+    <w:abstractNumId w:val="12"/>
+  </w:num>
+  <w:num w:numId="13" w16cid:durableId="88737792">
+    <w:abstractNumId w:val="16"/>
+  </w:num>
+  <w:num w:numId="14" w16cid:durableId="736560676">
+    <w:abstractNumId w:val="4"/>
+  </w:num>
+  <w:num w:numId="15" w16cid:durableId="1497962717">
+    <w:abstractNumId w:val="10"/>
+  </w:num>
+  <w:num w:numId="16" w16cid:durableId="1141194314">
+    <w:abstractNumId w:val="21"/>
+  </w:num>
+  <w:num w:numId="17" w16cid:durableId="680670307">
+    <w:abstractNumId w:val="17"/>
+  </w:num>
+  <w:num w:numId="18" w16cid:durableId="817184676">
     <w:abstractNumId w:val="0"/>
   </w:num>
-  <w:num w:numId="2" w16cid:durableId="1865710225">
-    <w:abstractNumId w:val="1"/>
+  <w:num w:numId="19" w16cid:durableId="309480705">
+    <w:abstractNumId w:val="13"/>
+  </w:num>
+  <w:num w:numId="20" w16cid:durableId="990214221">
+    <w:abstractNumId w:val="14"/>
+  </w:num>
+  <w:num w:numId="21" w16cid:durableId="322662151">
+    <w:abstractNumId w:val="20"/>
+  </w:num>
+  <w:num w:numId="22" w16cid:durableId="400173749">
+    <w:abstractNumId w:val="5"/>
   </w:num>
 </w:numbering>
 </file>
@@ -965,7 +4049,7 @@
   <w:style w:type="paragraph" w:default="1" w:styleId="Normal">
     <w:name w:val="Normal"/>
     <w:qFormat/>
-    <w:rsid w:val="008D62A7"/>
+    <w:rsid w:val="004A355E"/>
   </w:style>
   <w:style w:type="paragraph" w:styleId="Ttulo1">
     <w:name w:val="heading 1"/>
@@ -1035,7 +4119,6 @@
   <w:style w:type="character" w:default="1" w:styleId="Fuentedeprrafopredeter">
     <w:name w:val="Default Paragraph Font"/>
     <w:uiPriority w:val="1"/>
-    <w:semiHidden/>
     <w:unhideWhenUsed/>
   </w:style>
   <w:style w:type="table" w:default="1" w:styleId="Tablanormal">
